--- a/tests/corpus_v2/docs/cx_cession_0006.docx
+++ b/tests/corpus_v2/docs/cx_cession_0006.docx
@@ -21,19 +21,25 @@
         <w:rPr>
           <w:b/>
         </w:rPr>
-        <w:t xml:space="preserve">№ 19/2024-С</w:t>
-      </w:r>
-    </w:p>
-    <w:p/>
-    <w:p>
-      <w:r>
-        <w:t xml:space="preserve">г. Новосибирск</w:t>
+        <w:t xml:space="preserve">№ </w:t>
+      </w:r>
+      <w:r>
+        <w:rPr>
+          <w:b/>
+        </w:rPr>
+        <w:t xml:space="preserve">10Ф-60435/21-339Д</w:t>
+      </w:r>
+    </w:p>
+    <w:p/>
+    <w:p>
+      <w:r>
+        <w:t xml:space="preserve">г. Казань</w:t>
       </w:r>
       <w:r>
         <w:t xml:space="preserve">     </w:t>
       </w:r>
       <w:r>
-        <w:t xml:space="preserve">«08» сентября 2023 г.</w:t>
+        <w:t xml:space="preserve">28 сентября 2023 г.</w:t>
       </w:r>
     </w:p>
     <w:p/>
@@ -72,10 +78,10 @@
         <w:t xml:space="preserve">Устава</w:t>
       </w:r>
       <w:r>
-        <w:t xml:space="preserve">, с другой стороны, совместно именуемые «Стороны», заключили настоящий </w:t>
-      </w:r>
-      <w:r>
-        <w:t xml:space="preserve">Договор № 51/2025-А</w:t>
+        <w:t xml:space="preserve">, с другой стороны, совместно именуемые «Стороны», заключили настоящий Договор № </w:t>
+      </w:r>
+      <w:r>
+        <w:t xml:space="preserve">7/17</w:t>
       </w:r>
       <w:r>
         <w:t xml:space="preserve"> (далее — Договор) о нижеследующем:</w:t>
@@ -114,7 +120,13 @@
         <w:t xml:space="preserve">Уступка права требования является возмездной. Цена уступаемого права: </w:t>
       </w:r>
       <w:r>
-        <w:t xml:space="preserve">50 000 000 RUB</w:t>
+        <w:t xml:space="preserve">Семьдесят миллионов четыреста тысяч два рубля</w:t>
+      </w:r>
+      <w:r>
+        <w:t xml:space="preserve">, </w:t>
+      </w:r>
+      <w:r>
+        <w:t xml:space="preserve">Без НДС</w:t>
       </w:r>
       <w:r>
         <w:t xml:space="preserve">.</w:t>
@@ -142,7 +154,13 @@
         <w:t xml:space="preserve">2.1. Общая цена Договора: </w:t>
       </w:r>
       <w:r>
-        <w:t xml:space="preserve">2 500 000 руб.</w:t>
+        <w:t xml:space="preserve">97 000 000,49 (девяносто семь миллионов) ₽</w:t>
+      </w:r>
+      <w:r>
+        <w:t xml:space="preserve">, в т.ч. НДС </w:t>
+      </w:r>
+      <w:r>
+        <w:t xml:space="preserve">18%</w:t>
       </w:r>
       <w:r>
         <w:t xml:space="preserve">.</w:t>
@@ -153,7 +171,7 @@
         <w:t xml:space="preserve">2.2. Налог: </w:t>
       </w:r>
       <w:r>
-        <w:t xml:space="preserve">1/300 ключевой ставки ЦБ РФ</w:t>
+        <w:t xml:space="preserve">1/300 ключевой ставки ЦБ РФ от цены Договора</w:t>
       </w:r>
       <w:r>
         <w:t xml:space="preserve">.</w:t>
@@ -164,7 +182,7 @@
         <w:t xml:space="preserve">2.3. Срок оплаты — </w:t>
       </w:r>
       <w:r>
-        <w:t xml:space="preserve">7 рабочих дней</w:t>
+        <w:t xml:space="preserve">в течение 10 (Десяти) банковских дней с момента заключения контракта</w:t>
       </w:r>
       <w:r>
         <w:t xml:space="preserve">.</w:t>
@@ -175,7 +193,7 @@
         <w:t xml:space="preserve">2.4. Порядок выборки: </w:t>
       </w:r>
       <w:r>
-        <w:t xml:space="preserve">первый транш</w:t>
+        <w:t xml:space="preserve">график выдачи траншей</w:t>
       </w:r>
       <w:r>
         <w:t xml:space="preserve"> определяется приложением к Договору.</w:t>
@@ -195,7 +213,7 @@
         <w:t xml:space="preserve">, артикул </w:t>
       </w:r>
       <w:r>
-        <w:t xml:space="preserve">RM-1768-89</w:t>
+        <w:t xml:space="preserve">RM-7012-94</w:t>
       </w:r>
       <w:r>
         <w:t xml:space="preserve">, код </w:t>
@@ -255,7 +273,7 @@
         <w:t xml:space="preserve">. Цена — </w:t>
       </w:r>
       <w:r>
-        <w:t xml:space="preserve">2 500 000 рублей</w:t>
+        <w:t xml:space="preserve">цена Контракта составляет ______ рублей ______ копеек</w:t>
       </w:r>
       <w:r>
         <w:t xml:space="preserve">.</w:t>
@@ -275,7 +293,7 @@
         <w:t xml:space="preserve">3.1. Место исполнения обязательств: </w:t>
       </w:r>
       <w:r>
-        <w:t xml:space="preserve">141300, г. Сергиев Посад, ул. Победы, д. 76, кв. 200</w:t>
+        <w:t xml:space="preserve">101000, г. Москва, проезд Кутузовский, д. 75, кв. 112</w:t>
       </w:r>
       <w:r>
         <w:t xml:space="preserve">.</w:t>
@@ -292,7 +310,7 @@
         <w:t xml:space="preserve">, тел. </w:t>
       </w:r>
       <w:r>
-        <w:t xml:space="preserve">+7 (812) 131-15-22</w:t>
+        <w:t xml:space="preserve">+7 (812) 215-85-50</w:t>
       </w:r>
       <w:r>
         <w:t xml:space="preserve">.</w:t>
@@ -303,7 +321,7 @@
         <w:t xml:space="preserve">3.3. Срок исполнения обязательств — </w:t>
       </w:r>
       <w:r>
-        <w:t xml:space="preserve">не позднее 24.11.2025</w:t>
+        <w:t xml:space="preserve">не позднее 01.01.2025</w:t>
       </w:r>
       <w:r>
         <w:t xml:space="preserve">.</w:t>
@@ -334,13 +352,13 @@
         <w:t xml:space="preserve">Размер неустойки за нарушение сроков оплаты: </w:t>
       </w:r>
       <w:r>
-        <w:t xml:space="preserve">НДС 22%</w:t>
+        <w:t xml:space="preserve">20 (двадцать) процентов за каждый день просрочки</w:t>
       </w:r>
       <w:r>
         <w:t xml:space="preserve">. Предельный размер ответственности: </w:t>
       </w:r>
       <w:r>
-        <w:t xml:space="preserve">15 (пятнадцать) процентов</w:t>
+        <w:t xml:space="preserve">9% от стоимости неоплаченных работ</w:t>
       </w:r>
       <w:r>
         <w:t xml:space="preserve">.</w:t>
@@ -362,7 +380,7 @@
         <w:t xml:space="preserve">Сторона, для которой создалась невозможность исполнения, обязана уведомить другую Сторону. Срок уведомления — </w:t>
       </w:r>
       <w:r>
-        <w:t xml:space="preserve">не более 12 месяцев с момента заключения кредитного договора</w:t>
+        <w:t xml:space="preserve">в течение 45 дней с даты подписания Сторонами акта сдачи-приемки оказанных услуг</w:t>
       </w:r>
       <w:r>
         <w:t xml:space="preserve">.</w:t>
@@ -376,13 +394,79 @@
         <w:t xml:space="preserve">Все споры и разногласия решаются путём переговоров. Претензионный порядок обязателен, срок ответа на претензию — </w:t>
       </w:r>
       <w:r>
-        <w:t xml:space="preserve">в течение 5 банковских дней с даты подписания Сторонами акта сдачи-приемки оказанных услуг</w:t>
-      </w:r>
-      <w:r>
-        <w:t xml:space="preserve">.</w:t>
-      </w:r>
-    </w:p>
-    <w:p/>
+        <w:t xml:space="preserve">в течение трех месяцев с момента поступления денежных средств на расчетный счет</w:t>
+      </w:r>
+      <w:r>
+        <w:t xml:space="preserve">.</w:t>
+      </w:r>
+    </w:p>
+    <w:p/>
+    <w:p/>
+    <w:p/>
+    <w:p>
+      <w:r>
+        <w:rPr>
+          <w:b/>
+        </w:rPr>
+        <w:t xml:space="preserve">9. КОНТРОЛЬНЫЕ ВЕЛИЧИНЫ</w:t>
+      </w:r>
+    </w:p>
+    <w:p>
+      <w:r>
+        <w:t xml:space="preserve">9.1. Контрольная запись: </w:t>
+      </w:r>
+      <w:r>
+        <w:rPr>
+          <w:b/>
+        </w:rPr>
+        <w:t xml:space="preserve">1/3</w:t>
+      </w:r>
+      <w:r>
+        <w:t xml:space="preserve">00 ключевой ставки ЦБ РФ годовых</w:t>
+      </w:r>
+      <w:r>
+        <w:t xml:space="preserve">.</w:t>
+      </w:r>
+    </w:p>
+    <w:p>
+      <w:r>
+        <w:t xml:space="preserve">9.2. Контрольная запись: </w:t>
+      </w:r>
+      <w:r>
+        <w:rPr>
+          <w:b/>
+        </w:rPr>
+        <w:t xml:space="preserve">не позднее 21.04.20</w:t>
+      </w:r>
+      <w:r>
+        <w:t xml:space="preserve">26</w:t>
+      </w:r>
+      <w:r>
+        <w:t xml:space="preserve">.</w:t>
+      </w:r>
+    </w:p>
+    <w:p>
+      <w:r>
+        <w:t xml:space="preserve">9.3. Контрольная запись: </w:t>
+      </w:r>
+      <w:r>
+        <w:t xml:space="preserve">56866/442-сс</w:t>
+      </w:r>
+      <w:r>
+        <w:t xml:space="preserve">.</w:t>
+      </w:r>
+    </w:p>
+    <w:p>
+      <w:r>
+        <w:t xml:space="preserve">9.4. Контрольная запись: </w:t>
+      </w:r>
+      <w:r>
+        <w:t xml:space="preserve">5 970 0О0 (Пять миллионов девятьсот семьдесят тысяч) рублей 50 копеек</w:t>
+      </w:r>
+      <w:r>
+        <w:t xml:space="preserve">.</w:t>
+      </w:r>
+    </w:p>
     <w:p/>
     <w:p/>
     <w:p>
@@ -399,22 +483,12 @@
       </w:r>
       <w:ins w:id="1" w:author="Юрист" w:date="2024-01-01T00:00:00Z">
         <w:r>
-          <w:t xml:space="preserve">включая НДС </w:t>
+          <w:t xml:space="preserve">не более 8 570 000,2 (Восьми миллионов пятисот семидесяти тысяч) рублей</w:t>
         </w:r>
       </w:ins>
       <w:ins w:id="2" w:author="Юрист" w:date="2024-01-01T00:00:00Z">
         <w:r>
-          <w:t xml:space="preserve">22%</w:t>
-        </w:r>
-      </w:ins>
-      <w:ins w:id="3" w:author="Юрист" w:date="2024-01-01T00:00:00Z">
-        <w:r>
-          <w:t xml:space="preserve"> в размере </w:t>
-        </w:r>
-      </w:ins>
-      <w:ins w:id="4" w:author="Юрист" w:date="2024-01-01T00:00:00Z">
-        <w:r>
-          <w:t xml:space="preserve">47 866 (Сорок семь тысяч восемьсот шестьдесят шесть) рублей</w:t>
+          <w:t xml:space="preserve">, НДС не облагается, т.к. применяется УСН</w:t>
         </w:r>
       </w:ins>
       <w:r>
@@ -429,12 +503,12 @@
         <w:sdtPr>
           <w:alias w:val="Поле формы"/>
           <w:tag w:val="v2"/>
-          <w:id w:val="5"/>
+          <w:id w:val="3"/>
           <w:text/>
         </w:sdtPr>
         <w:sdtContent>
           <w:r>
-            <w:t xml:space="preserve">в течение 10 рабочих дней с момента выставления счета</w:t>
+            <w:t xml:space="preserve">в течение 5 (Пяти) рабочих дней с момента заключения контракта</w:t>
           </w:r>
         </w:sdtContent>
       </w:sdt>
@@ -490,7 +564,7 @@
               <w:t xml:space="preserve">Юридический адрес: </w:t>
             </w:r>
             <w:r>
-              <w:t xml:space="preserve">443010, г. Самара, наб. Садовая, д. 58, кв. 46</w:t>
+              <w:t xml:space="preserve">394000, г. Воронеж, просп. Космонавтов, д. 53, кв. 141</w:t>
             </w:r>
           </w:p>
           <w:p>
@@ -545,7 +619,7 @@
               <w:t xml:space="preserve">Тел.: </w:t>
             </w:r>
             <w:r>
-              <w:t xml:space="preserve">+7 (812) 840-75-80</w:t>
+              <w:t xml:space="preserve">+7 (843) 666-86-30</w:t>
             </w:r>
           </w:p>
           <w:p>
@@ -553,7 +627,7 @@
               <w:t xml:space="preserve">E-mail: </w:t>
             </w:r>
             <w:r>
-              <w:t xml:space="preserve">morozova@yandex.ru</w:t>
+              <w:t xml:space="preserve">morozova@gmail.com</w:t>
             </w:r>
           </w:p>
           <w:p/>
@@ -588,15 +662,7 @@
               <w:t xml:space="preserve">Юридический адрес: </w:t>
             </w:r>
             <w:r>
-              <w:t xml:space="preserve">190000, г. Санкт-Петербург, наб. Полевая, д. 77, кв. 200</w:t>
-            </w:r>
-          </w:p>
-          <w:p>
-            <w:r>
-              <w:t xml:space="preserve">Почтовый адрес: </w:t>
-            </w:r>
-            <w:r>
-              <w:t xml:space="preserve">614000, г. Пермь, пер. Баумана, д. 35, кв. 29</w:t>
+              <w:t xml:space="preserve">420111, г. Казань, наб. Ленина, д. 67, кв. 160</w:t>
             </w:r>
           </w:p>
           <w:p>
@@ -651,7 +717,7 @@
               <w:t xml:space="preserve">Тел.: </w:t>
             </w:r>
             <w:r>
-              <w:t xml:space="preserve">+7 (495) 926-44-68</w:t>
+              <w:t xml:space="preserve">+7 (846) 483-70-63</w:t>
             </w:r>
           </w:p>
           <w:p>
@@ -659,7 +725,7 @@
               <w:t xml:space="preserve">E-mail: </w:t>
             </w:r>
             <w:r>
-              <w:t xml:space="preserve">zaycev@gmail.com</w:t>
+              <w:t xml:space="preserve">zaycev@inbox.ru</w:t>
             </w:r>
           </w:p>
           <w:p/>

--- a/tests/corpus_v2/docs/cx_cession_0006.docx
+++ b/tests/corpus_v2/docs/cx_cession_0006.docx
@@ -450,7 +450,13 @@
         <w:t xml:space="preserve">9.3. Контрольная запись: </w:t>
       </w:r>
       <w:r>
-        <w:t xml:space="preserve">56866/442-сс</w:t>
+        <w:rPr>
+          <w:b/>
+        </w:rPr>
+        <w:t xml:space="preserve">56</w:t>
+      </w:r>
+      <w:r>
+        <w:t xml:space="preserve">866/442-сс</w:t>
       </w:r>
       <w:r>
         <w:t xml:space="preserve">.</w:t>

--- a/tests/corpus_v2/docs/cx_cession_0006.docx
+++ b/tests/corpus_v2/docs/cx_cession_0006.docx
@@ -81,7 +81,7 @@
         <w:t xml:space="preserve">, с другой стороны, совместно именуемые «Стороны», заключили настоящий Договор № </w:t>
       </w:r>
       <w:r>
-        <w:t xml:space="preserve">7/17</w:t>
+        <w:t xml:space="preserve">61791/614-сс</w:t>
       </w:r>
       <w:r>
         <w:t xml:space="preserve"> (далее — Договор) о нижеследующем:</w:t>
@@ -120,7 +120,7 @@
         <w:t xml:space="preserve">Уступка права требования является возмездной. Цена уступаемого права: </w:t>
       </w:r>
       <w:r>
-        <w:t xml:space="preserve">Семьдесят миллионов четыреста тысяч два рубля</w:t>
+        <w:t xml:space="preserve">Двадцать четыре миллиона двести тысяч два рубля</w:t>
       </w:r>
       <w:r>
         <w:t xml:space="preserve">, </w:t>
@@ -154,7 +154,7 @@
         <w:t xml:space="preserve">2.1. Общая цена Договора: </w:t>
       </w:r>
       <w:r>
-        <w:t xml:space="preserve">97 000 000,49 (девяносто семь миллионов) ₽</w:t>
+        <w:t xml:space="preserve">60 200 000,49 (шестьдесят миллионов двести тысяч) ₽</w:t>
       </w:r>
       <w:r>
         <w:t xml:space="preserve">, в т.ч. НДС </w:t>
@@ -453,10 +453,10 @@
         <w:rPr>
           <w:b/>
         </w:rPr>
-        <w:t xml:space="preserve">56</w:t>
-      </w:r>
-      <w:r>
-        <w:t xml:space="preserve">866/442-сс</w:t>
+        <w:t xml:space="preserve">6/2</w:t>
+      </w:r>
+      <w:r>
+        <w:t xml:space="preserve">3</w:t>
       </w:r>
       <w:r>
         <w:t xml:space="preserve">.</w:t>

--- a/tests/corpus_v2/docs/cx_cession_0006.docx
+++ b/tests/corpus_v2/docs/cx_cession_0006.docx
@@ -270,6 +270,12 @@
         <w:t xml:space="preserve">МКАС при ТПП РФ</w:t>
       </w:r>
       <w:r>
+        <w:t xml:space="preserve">. Товар отгружается с сопроводительным документом паспорт качества № </w:t>
+      </w:r>
+      <w:r>
+        <w:t xml:space="preserve">07 20 890331</w:t>
+      </w:r>
+      <w:r>
         <w:t xml:space="preserve">. Цена — </w:t>
       </w:r>
       <w:r>
@@ -293,7 +299,7 @@
         <w:t xml:space="preserve">3.1. Место исполнения обязательств: </w:t>
       </w:r>
       <w:r>
-        <w:t xml:space="preserve">101000, г. Москва, проезд Кутузовский, д. 75, кв. 112</w:t>
+        <w:t xml:space="preserve">443010, г. Самара, пер. Строителей, д. 15, кв. 151</w:t>
       </w:r>
       <w:r>
         <w:t xml:space="preserve">.</w:t>
@@ -310,7 +316,7 @@
         <w:t xml:space="preserve">, тел. </w:t>
       </w:r>
       <w:r>
-        <w:t xml:space="preserve">+7 (812) 215-85-50</w:t>
+        <w:t xml:space="preserve">+7 (812) 131-15-22</w:t>
       </w:r>
       <w:r>
         <w:t xml:space="preserve">.</w:t>
@@ -321,7 +327,7 @@
         <w:t xml:space="preserve">3.3. Срок исполнения обязательств — </w:t>
       </w:r>
       <w:r>
-        <w:t xml:space="preserve">не позднее 01.01.2025</w:t>
+        <w:t xml:space="preserve">не позднее 24.11.2025</w:t>
       </w:r>
       <w:r>
         <w:t xml:space="preserve">.</w:t>
@@ -352,13 +358,13 @@
         <w:t xml:space="preserve">Размер неустойки за нарушение сроков оплаты: </w:t>
       </w:r>
       <w:r>
-        <w:t xml:space="preserve">20 (двадцать) процентов за каждый день просрочки</w:t>
+        <w:t xml:space="preserve">15 (пятнадцать) процентов за каждый день просрочки</w:t>
       </w:r>
       <w:r>
         <w:t xml:space="preserve">. Предельный размер ответственности: </w:t>
       </w:r>
       <w:r>
-        <w:t xml:space="preserve">9% от стоимости неоплаченных работ</w:t>
+        <w:t xml:space="preserve">15% от стоимости неоплаченных работ</w:t>
       </w:r>
       <w:r>
         <w:t xml:space="preserve">.</w:t>
@@ -380,7 +386,7 @@
         <w:t xml:space="preserve">Сторона, для которой создалась невозможность исполнения, обязана уведомить другую Сторону. Срок уведомления — </w:t>
       </w:r>
       <w:r>
-        <w:t xml:space="preserve">в течение 45 дней с даты подписания Сторонами акта сдачи-приемки оказанных услуг</w:t>
+        <w:t xml:space="preserve">в течение 3 дней с даты подписания Сторонами акта сдачи-приемки оказанных услуг</w:t>
       </w:r>
       <w:r>
         <w:t xml:space="preserve">.</w:t>
@@ -394,7 +400,7 @@
         <w:t xml:space="preserve">Все споры и разногласия решаются путём переговоров. Претензионный порядок обязателен, срок ответа на претензию — </w:t>
       </w:r>
       <w:r>
-        <w:t xml:space="preserve">в течение трех месяцев с момента поступления денежных средств на расчетный счет</w:t>
+        <w:t xml:space="preserve">в течение двадцати четырех месяцев с момента поступления денежных средств на расчетный счет</w:t>
       </w:r>
       <w:r>
         <w:t xml:space="preserve">.</w:t>
@@ -436,7 +442,7 @@
         <w:rPr>
           <w:b/>
         </w:rPr>
-        <w:t xml:space="preserve">не позднее 21.04.20</w:t>
+        <w:t xml:space="preserve">не позднее 12.07.20</w:t>
       </w:r>
       <w:r>
         <w:t xml:space="preserve">26</w:t>
@@ -453,10 +459,10 @@
         <w:rPr>
           <w:b/>
         </w:rPr>
-        <w:t xml:space="preserve">6/2</w:t>
-      </w:r>
-      <w:r>
-        <w:t xml:space="preserve">3</w:t>
+        <w:t xml:space="preserve">8/1</w:t>
+      </w:r>
+      <w:r>
+        <w:t xml:space="preserve">5</w:t>
       </w:r>
       <w:r>
         <w:t xml:space="preserve">.</w:t>
@@ -467,7 +473,7 @@
         <w:t xml:space="preserve">9.4. Контрольная запись: </w:t>
       </w:r>
       <w:r>
-        <w:t xml:space="preserve">5 970 0О0 (Пять миллионов девятьсот семьдесят тысяч) рублей 50 копеек</w:t>
+        <w:t xml:space="preserve">93 Ч00 0ОО (Девяносто три миллиона четыреста тысяч) рублей 00 копеек</w:t>
       </w:r>
       <w:r>
         <w:t xml:space="preserve">.</w:t>
@@ -489,7 +495,7 @@
       </w:r>
       <w:ins w:id="1" w:author="Юрист" w:date="2024-01-01T00:00:00Z">
         <w:r>
-          <w:t xml:space="preserve">не более 8 570 000,2 (Восьми миллионов пятисот семидесяти тысяч) рублей</w:t>
+          <w:t xml:space="preserve">не более 770 000,7 (Семисот семидесяти тысяч) рублей</w:t>
         </w:r>
       </w:ins>
       <w:ins w:id="2" w:author="Юрист" w:date="2024-01-01T00:00:00Z">
@@ -514,7 +520,7 @@
         </w:sdtPr>
         <w:sdtContent>
           <w:r>
-            <w:t xml:space="preserve">в течение 5 (Пяти) рабочих дней с момента заключения контракта</w:t>
+            <w:t xml:space="preserve">в течение 10 (Десяти) рабочих дней с момента заключения контракта</w:t>
           </w:r>
         </w:sdtContent>
       </w:sdt>
@@ -570,7 +576,7 @@
               <w:t xml:space="preserve">Юридический адрес: </w:t>
             </w:r>
             <w:r>
-              <w:t xml:space="preserve">394000, г. Воронеж, просп. Космонавтов, д. 53, кв. 141</w:t>
+              <w:t xml:space="preserve">620014, г. Екатеринбург, наб. Тверская, д. 59, кв. 104</w:t>
             </w:r>
           </w:p>
           <w:p>
@@ -625,7 +631,7 @@
               <w:t xml:space="preserve">Тел.: </w:t>
             </w:r>
             <w:r>
-              <w:t xml:space="preserve">+7 (843) 666-86-30</w:t>
+              <w:t xml:space="preserve">+7 (383) 979-30-34</w:t>
             </w:r>
           </w:p>
           <w:p>
@@ -668,7 +674,7 @@
               <w:t xml:space="preserve">Юридический адрес: </w:t>
             </w:r>
             <w:r>
-              <w:t xml:space="preserve">420111, г. Казань, наб. Ленина, д. 67, кв. 160</w:t>
+              <w:t xml:space="preserve">101000, г. Москва, ш. Полевая, д. 75, кв. 46</w:t>
             </w:r>
           </w:p>
           <w:p>
@@ -723,7 +729,7 @@
               <w:t xml:space="preserve">Тел.: </w:t>
             </w:r>
             <w:r>
-              <w:t xml:space="preserve">+7 (846) 483-70-63</w:t>
+              <w:t xml:space="preserve">+7 (843) 530-62-53</w:t>
             </w:r>
           </w:p>
           <w:p>
@@ -731,7 +737,7 @@
               <w:t xml:space="preserve">E-mail: </w:t>
             </w:r>
             <w:r>
-              <w:t xml:space="preserve">zaycev@inbox.ru</w:t>
+              <w:t xml:space="preserve">zaycev@gmail.com</w:t>
             </w:r>
           </w:p>
           <w:p/>

--- a/tests/corpus_v2/docs/cx_cession_0006.docx
+++ b/tests/corpus_v2/docs/cx_cession_0006.docx
@@ -276,6 +276,42 @@
         <w:t xml:space="preserve">07 20 890331</w:t>
       </w:r>
       <w:r>
+        <w:t xml:space="preserve">. К партии приложен паспорт изделия № </w:t>
+      </w:r>
+      <w:r>
+        <w:t xml:space="preserve">75 14 960684</w:t>
+      </w:r>
+      <w:r>
+        <w:t xml:space="preserve">. Оборудование поставляется с паспортом транспортного средства № </w:t>
+      </w:r>
+      <w:r>
+        <w:t xml:space="preserve">33 04 614692</w:t>
+      </w:r>
+      <w:r>
+        <w:t xml:space="preserve">. Приёмка производится согласно техническому паспорту </w:t>
+      </w:r>
+      <w:r>
+        <w:t xml:space="preserve">41 01 903929</w:t>
+      </w:r>
+      <w:r>
+        <w:t xml:space="preserve">. СНИЛС не указан, номер заказа </w:t>
+      </w:r>
+      <w:r>
+        <w:t xml:space="preserve">041-098-747 85</w:t>
+      </w:r>
+      <w:r>
+        <w:t xml:space="preserve">. Дата рождения не проставлена, документ выдан </w:t>
+      </w:r>
+      <w:r>
+        <w:t xml:space="preserve">21.11.2024</w:t>
+      </w:r>
+      <w:r>
+        <w:t xml:space="preserve">. Код подразделения, см. артикул </w:t>
+      </w:r>
+      <w:r>
+        <w:t xml:space="preserve">135-457</w:t>
+      </w:r>
+      <w:r>
         <w:t xml:space="preserve">. Цена — </w:t>
       </w:r>
       <w:r>
@@ -299,7 +335,7 @@
         <w:t xml:space="preserve">3.1. Место исполнения обязательств: </w:t>
       </w:r>
       <w:r>
-        <w:t xml:space="preserve">443010, г. Самара, пер. Строителей, д. 15, кв. 151</w:t>
+        <w:t xml:space="preserve">620014, г. Екатеринбург, наб. Советская, д. 28, кв. 121</w:t>
       </w:r>
       <w:r>
         <w:t xml:space="preserve">.</w:t>
@@ -316,7 +352,7 @@
         <w:t xml:space="preserve">, тел. </w:t>
       </w:r>
       <w:r>
-        <w:t xml:space="preserve">+7 (812) 131-15-22</w:t>
+        <w:t xml:space="preserve">+7 (812) 541-83-51</w:t>
       </w:r>
       <w:r>
         <w:t xml:space="preserve">.</w:t>
@@ -327,7 +363,7 @@
         <w:t xml:space="preserve">3.3. Срок исполнения обязательств — </w:t>
       </w:r>
       <w:r>
-        <w:t xml:space="preserve">не позднее 24.11.2025</w:t>
+        <w:t xml:space="preserve">не позднее 22.08.2025</w:t>
       </w:r>
       <w:r>
         <w:t xml:space="preserve">.</w:t>
@@ -358,13 +394,13 @@
         <w:t xml:space="preserve">Размер неустойки за нарушение сроков оплаты: </w:t>
       </w:r>
       <w:r>
-        <w:t xml:space="preserve">15 (пятнадцать) процентов за каждый день просрочки</w:t>
+        <w:t xml:space="preserve">10 (десять) процентов за каждый день просрочки</w:t>
       </w:r>
       <w:r>
         <w:t xml:space="preserve">. Предельный размер ответственности: </w:t>
       </w:r>
       <w:r>
-        <w:t xml:space="preserve">15% от стоимости неоплаченных работ</w:t>
+        <w:t xml:space="preserve">20% от стоимости неоплаченных работ</w:t>
       </w:r>
       <w:r>
         <w:t xml:space="preserve">.</w:t>
@@ -386,7 +422,7 @@
         <w:t xml:space="preserve">Сторона, для которой создалась невозможность исполнения, обязана уведомить другую Сторону. Срок уведомления — </w:t>
       </w:r>
       <w:r>
-        <w:t xml:space="preserve">в течение 3 дней с даты подписания Сторонами акта сдачи-приемки оказанных услуг</w:t>
+        <w:t xml:space="preserve">в течение 60 дней с даты подписания Сторонами акта сдачи-приемки оказанных услуг</w:t>
       </w:r>
       <w:r>
         <w:t xml:space="preserve">.</w:t>
@@ -400,7 +436,7 @@
         <w:t xml:space="preserve">Все споры и разногласия решаются путём переговоров. Претензионный порядок обязателен, срок ответа на претензию — </w:t>
       </w:r>
       <w:r>
-        <w:t xml:space="preserve">в течение двадцати четырех месяцев с момента поступления денежных средств на расчетный счет</w:t>
+        <w:t xml:space="preserve">в течение шести месяцев с момента поступления денежных средств на расчетный счет</w:t>
       </w:r>
       <w:r>
         <w:t xml:space="preserve">.</w:t>
@@ -442,10 +478,10 @@
         <w:rPr>
           <w:b/>
         </w:rPr>
-        <w:t xml:space="preserve">не позднее 12.07.20</w:t>
-      </w:r>
-      <w:r>
-        <w:t xml:space="preserve">26</w:t>
+        <w:t xml:space="preserve">не позднее 03.09.20</w:t>
+      </w:r>
+      <w:r>
+        <w:t xml:space="preserve">25</w:t>
       </w:r>
       <w:r>
         <w:t xml:space="preserve">.</w:t>
@@ -459,10 +495,10 @@
         <w:rPr>
           <w:b/>
         </w:rPr>
-        <w:t xml:space="preserve">8/1</w:t>
-      </w:r>
-      <w:r>
-        <w:t xml:space="preserve">5</w:t>
+        <w:t xml:space="preserve">3/1</w:t>
+      </w:r>
+      <w:r>
+        <w:t xml:space="preserve">2</w:t>
       </w:r>
       <w:r>
         <w:t xml:space="preserve">.</w:t>
@@ -473,7 +509,7 @@
         <w:t xml:space="preserve">9.4. Контрольная запись: </w:t>
       </w:r>
       <w:r>
-        <w:t xml:space="preserve">93 Ч00 0ОО (Девяносто три миллиона четыреста тысяч) рублей 00 копеек</w:t>
+        <w:t xml:space="preserve">З 40О 000 (Три миллиона четыреста тысяч) рублей 0О копеек</w:t>
       </w:r>
       <w:r>
         <w:t xml:space="preserve">.</w:t>
@@ -495,7 +531,7 @@
       </w:r>
       <w:ins w:id="1" w:author="Юрист" w:date="2024-01-01T00:00:00Z">
         <w:r>
-          <w:t xml:space="preserve">не более 770 000,7 (Семисот семидесяти тысяч) рублей</w:t>
+          <w:t xml:space="preserve">не более 7 340 000,3 (Семи миллионов трёхсот сорока тысяч) рублей</w:t>
         </w:r>
       </w:ins>
       <w:ins w:id="2" w:author="Юрист" w:date="2024-01-01T00:00:00Z">
@@ -520,7 +556,7 @@
         </w:sdtPr>
         <w:sdtContent>
           <w:r>
-            <w:t xml:space="preserve">в течение 10 (Десяти) рабочих дней с момента заключения контракта</w:t>
+            <w:t xml:space="preserve">в течение 30 (Тридцати) рабочих дней с момента заключения контракта</w:t>
           </w:r>
         </w:sdtContent>
       </w:sdt>
@@ -576,7 +612,7 @@
               <w:t xml:space="preserve">Юридический адрес: </w:t>
             </w:r>
             <w:r>
-              <w:t xml:space="preserve">620014, г. Екатеринбург, наб. Тверская, д. 59, кв. 104</w:t>
+              <w:t xml:space="preserve">603000, г. Нижний Новгород, бул. Космонавтов, д. 71, кв. 153</w:t>
             </w:r>
           </w:p>
           <w:p>
@@ -631,7 +667,7 @@
               <w:t xml:space="preserve">Тел.: </w:t>
             </w:r>
             <w:r>
-              <w:t xml:space="preserve">+7 (383) 979-30-34</w:t>
+              <w:t xml:space="preserve">+7 (499) 354-12-76</w:t>
             </w:r>
           </w:p>
           <w:p>
@@ -639,7 +675,7 @@
               <w:t xml:space="preserve">E-mail: </w:t>
             </w:r>
             <w:r>
-              <w:t xml:space="preserve">morozova@gmail.com</w:t>
+              <w:t xml:space="preserve">morozova@yandex.ru</w:t>
             </w:r>
           </w:p>
           <w:p/>
@@ -674,7 +710,7 @@
               <w:t xml:space="preserve">Юридический адрес: </w:t>
             </w:r>
             <w:r>
-              <w:t xml:space="preserve">101000, г. Москва, ш. Полевая, д. 75, кв. 46</w:t>
+              <w:t xml:space="preserve">614000, г. Пермь, проезд Заречная, д. 61, кв. 108</w:t>
             </w:r>
           </w:p>
           <w:p>
@@ -729,7 +765,7 @@
               <w:t xml:space="preserve">Тел.: </w:t>
             </w:r>
             <w:r>
-              <w:t xml:space="preserve">+7 (843) 530-62-53</w:t>
+              <w:t xml:space="preserve">+7 (812) 302-97-11</w:t>
             </w:r>
           </w:p>
           <w:p>
@@ -737,7 +773,7 @@
               <w:t xml:space="preserve">E-mail: </w:t>
             </w:r>
             <w:r>
-              <w:t xml:space="preserve">zaycev@gmail.com</w:t>
+              <w:t xml:space="preserve">zaycev@corp-tehno.ru</w:t>
             </w:r>
           </w:p>
           <w:p/>

--- a/tests/corpus_v2/docs/cx_cession_0006.docx
+++ b/tests/corpus_v2/docs/cx_cession_0006.docx
@@ -321,258 +321,120 @@
         <w:t xml:space="preserve">.</w:t>
       </w:r>
     </w:p>
-    <w:p/>
-    <w:p>
-      <w:r>
-        <w:rPr>
-          <w:b/>
-        </w:rPr>
-        <w:t xml:space="preserve">3. МЕСТО И СРОКИ ИСПОЛНЕНИЯ</w:t>
-      </w:r>
-    </w:p>
-    <w:p>
-      <w:r>
-        <w:t xml:space="preserve">3.1. Место исполнения обязательств: </w:t>
-      </w:r>
-      <w:r>
-        <w:t xml:space="preserve">620014, г. Екатеринбург, наб. Советская, д. 28, кв. 121</w:t>
-      </w:r>
-      <w:r>
-        <w:t xml:space="preserve">.</w:t>
-      </w:r>
-    </w:p>
-    <w:p>
-      <w:r>
-        <w:t xml:space="preserve">3.2. Контактное лицо со стороны Цессионарий — </w:t>
-      </w:r>
-      <w:r>
-        <w:t xml:space="preserve">Зайцева Олега Андреевича</w:t>
-      </w:r>
-      <w:r>
-        <w:t xml:space="preserve">, тел. </w:t>
-      </w:r>
-      <w:r>
-        <w:t xml:space="preserve">+7 (812) 541-83-51</w:t>
-      </w:r>
-      <w:r>
-        <w:t xml:space="preserve">.</w:t>
-      </w:r>
-    </w:p>
-    <w:p>
-      <w:r>
-        <w:t xml:space="preserve">3.3. Срок исполнения обязательств — </w:t>
-      </w:r>
-      <w:r>
-        <w:t xml:space="preserve">не позднее 22.08.2025</w:t>
-      </w:r>
-      <w:r>
-        <w:t xml:space="preserve">.</w:t>
-      </w:r>
-    </w:p>
-    <w:p/>
-    <w:p>
-      <w:r>
-        <w:rPr>
-          <w:b/>
-        </w:rPr>
-        <w:t xml:space="preserve">4. ПРОЧИЕ УСЛОВИЯ</w:t>
-      </w:r>
-    </w:p>
-    <w:p>
-      <w:r>
-        <w:t xml:space="preserve">4.1. </w:t>
-      </w:r>
-      <w:r>
-        <w:t xml:space="preserve">Стороны несут ответственность за неисполнение или ненадлежащее исполнение обязательств в соответствии с законодательством Российской Федерации.</w:t>
-      </w:r>
-    </w:p>
-    <w:p>
-      <w:r>
-        <w:t xml:space="preserve">4.2. </w:t>
-      </w:r>
-      <w:r>
-        <w:t xml:space="preserve">Размер неустойки за нарушение сроков оплаты: </w:t>
-      </w:r>
-      <w:r>
-        <w:t xml:space="preserve">10 (десять) процентов за каждый день просрочки</w:t>
-      </w:r>
-      <w:r>
-        <w:t xml:space="preserve">. Предельный размер ответственности: </w:t>
-      </w:r>
-      <w:r>
-        <w:t xml:space="preserve">20% от стоимости неоплаченных работ</w:t>
-      </w:r>
-      <w:r>
-        <w:t xml:space="preserve">.</w:t>
-      </w:r>
-    </w:p>
-    <w:p>
-      <w:r>
-        <w:t xml:space="preserve">4.3. </w:t>
-      </w:r>
-      <w:r>
-        <w:t xml:space="preserve">Стороны освобождаются от ответственности при наступлении обстоятельств непреодолимой силы, если они прямо повлияли на исполнение обязательств.</w:t>
-      </w:r>
-    </w:p>
-    <w:p>
-      <w:r>
-        <w:t xml:space="preserve">4.4. </w:t>
-      </w:r>
-      <w:r>
-        <w:t xml:space="preserve">Сторона, для которой создалась невозможность исполнения, обязана уведомить другую Сторону. Срок уведомления — </w:t>
-      </w:r>
-      <w:r>
-        <w:t xml:space="preserve">в течение 60 дней с даты подписания Сторонами акта сдачи-приемки оказанных услуг</w:t>
-      </w:r>
-      <w:r>
-        <w:t xml:space="preserve">.</w:t>
-      </w:r>
-    </w:p>
-    <w:p>
-      <w:r>
-        <w:t xml:space="preserve">4.5. </w:t>
-      </w:r>
-      <w:r>
-        <w:t xml:space="preserve">Все споры и разногласия решаются путём переговоров. Претензионный порядок обязателен, срок ответа на претензию — </w:t>
-      </w:r>
-      <w:r>
-        <w:t xml:space="preserve">в течение шести месяцев с момента поступления денежных средств на расчетный счет</w:t>
-      </w:r>
-      <w:r>
-        <w:t xml:space="preserve">.</w:t>
-      </w:r>
-    </w:p>
-    <w:p/>
-    <w:p/>
-    <w:p/>
-    <w:p>
-      <w:r>
-        <w:rPr>
-          <w:b/>
-        </w:rPr>
-        <w:t xml:space="preserve">9. КОНТРОЛЬНЫЕ ВЕЛИЧИНЫ</w:t>
-      </w:r>
-    </w:p>
-    <w:p>
-      <w:r>
-        <w:t xml:space="preserve">9.1. Контрольная запись: </w:t>
-      </w:r>
-      <w:r>
-        <w:rPr>
-          <w:b/>
-        </w:rPr>
-        <w:t xml:space="preserve">1/3</w:t>
-      </w:r>
-      <w:r>
-        <w:t xml:space="preserve">00 ключевой ставки ЦБ РФ годовых</w:t>
-      </w:r>
-      <w:r>
-        <w:t xml:space="preserve">.</w:t>
-      </w:r>
-    </w:p>
-    <w:p>
-      <w:r>
-        <w:t xml:space="preserve">9.2. Контрольная запись: </w:t>
-      </w:r>
-      <w:r>
-        <w:rPr>
-          <w:b/>
-        </w:rPr>
-        <w:t xml:space="preserve">не позднее 03.09.20</w:t>
-      </w:r>
-      <w:r>
-        <w:t xml:space="preserve">25</w:t>
-      </w:r>
-      <w:r>
-        <w:t xml:space="preserve">.</w:t>
-      </w:r>
-    </w:p>
-    <w:p>
-      <w:r>
-        <w:t xml:space="preserve">9.3. Контрольная запись: </w:t>
-      </w:r>
-      <w:r>
-        <w:rPr>
-          <w:b/>
-        </w:rPr>
-        <w:t xml:space="preserve">3/1</w:t>
-      </w:r>
-      <w:r>
-        <w:t xml:space="preserve">2</w:t>
-      </w:r>
-      <w:r>
-        <w:t xml:space="preserve">.</w:t>
-      </w:r>
-    </w:p>
-    <w:p>
-      <w:r>
-        <w:t xml:space="preserve">9.4. Контрольная запись: </w:t>
-      </w:r>
-      <w:r>
-        <w:t xml:space="preserve">З 40О 000 (Три миллиона четыреста тысяч) рублей 0О копеек</w:t>
-      </w:r>
-      <w:r>
-        <w:t xml:space="preserve">.</w:t>
-      </w:r>
-    </w:p>
-    <w:p/>
-    <w:p/>
-    <w:p>
-      <w:r>
-        <w:rPr>
-          <w:b/>
-        </w:rPr>
-        <w:t xml:space="preserve">11. УСЛОВИЯ, ОФОРМЛЕННЫЕ СРЕДСТВАМИ РЕДАКТОРА</w:t>
-      </w:r>
-    </w:p>
-    <w:p>
-      <w:r>
-        <w:t xml:space="preserve">11.1. Цена с учётом протокола разногласий: </w:t>
-      </w:r>
-      <w:ins w:id="1" w:author="Юрист" w:date="2024-01-01T00:00:00Z">
-        <w:r>
-          <w:t xml:space="preserve">не более 7 340 000,3 (Семи миллионов трёхсот сорока тысяч) рублей</w:t>
-        </w:r>
-      </w:ins>
-      <w:ins w:id="2" w:author="Юрист" w:date="2024-01-01T00:00:00Z">
-        <w:r>
-          <w:t xml:space="preserve">, НДС не облагается, т.к. применяется УСН</w:t>
-        </w:r>
-      </w:ins>
-      <w:r>
-        <w:t xml:space="preserve">.</w:t>
-      </w:r>
-    </w:p>
-    <w:p>
-      <w:r>
-        <w:t xml:space="preserve">11.2. Срок (элемент формы): </w:t>
-      </w:r>
-      <w:sdt>
-        <w:sdtPr>
-          <w:alias w:val="Поле формы"/>
-          <w:tag w:val="v2"/>
-          <w:id w:val="3"/>
-          <w:text/>
-        </w:sdtPr>
-        <w:sdtContent>
-          <w:r>
-            <w:t xml:space="preserve">в течение 30 (Тридцати) рабочих дней с момента заключения контракта</w:t>
-          </w:r>
-        </w:sdtContent>
-      </w:sdt>
-      <w:r>
-        <w:t xml:space="preserve">.</w:t>
-      </w:r>
-    </w:p>
-    <w:p>
-      <w:r>
-        <w:rPr>
-          <w:b/>
-        </w:rPr>
-        <w:t xml:space="preserve">РЕКВИЗИТЫ И ПОДПИСИ СТОРОН</w:t>
-      </w:r>
-    </w:p>
-    <w:p/>
+    <w:p>
+      <w:r>
+        <w:t xml:space="preserve">2.6. </w:t>
+      </w:r>
+      <w:r>
+        <w:t xml:space="preserve">Товар маркирован штрихкодом </w:t>
+      </w:r>
+      <w:r>
+        <w:t xml:space="preserve">4601618562290</w:t>
+      </w:r>
+      <w:r>
+        <w:t xml:space="preserve">. Код контрагента по ОКПО — </w:t>
+      </w:r>
+      <w:r>
+        <w:t xml:space="preserve">3539935453</w:t>
+      </w:r>
+      <w:r>
+        <w:t xml:space="preserve">. Оборудование учтено под инвентарным номером </w:t>
+      </w:r>
+      <w:r>
+        <w:t xml:space="preserve">047912749</w:t>
+      </w:r>
+      <w:r>
+        <w:t xml:space="preserve">, складской позиции присвоен номер </w:t>
+      </w:r>
+      <w:r>
+        <w:t xml:space="preserve">383933061</w:t>
+      </w:r>
+      <w:r>
+        <w:t xml:space="preserve">.</w:t>
+      </w:r>
+    </w:p>
+    <w:p>
+      <w:r>
+        <w:t xml:space="preserve">2.7. </w:t>
+      </w:r>
+      <w:r>
+        <w:t xml:space="preserve">Оплата по счёту-фактуре на КБК </w:t>
+      </w:r>
+      <w:r>
+        <w:t xml:space="preserve">18210101011011000165</w:t>
+      </w:r>
+      <w:r>
+        <w:t xml:space="preserve">. ИНН не присвоен, регистрационный № </w:t>
+      </w:r>
+      <w:r>
+        <w:t xml:space="preserve">7587077139</w:t>
+      </w:r>
+      <w:r>
+        <w:t xml:space="preserve">. ИНН не присвоен, платёжный документ № </w:t>
+      </w:r>
+      <w:r>
+        <w:t xml:space="preserve">755684512290</w:t>
+      </w:r>
+      <w:r>
+        <w:t xml:space="preserve">. Заказчик действует в лице </w:t>
+      </w:r>
+      <w:r>
+        <w:t xml:space="preserve">уполномоченного представителя</w:t>
+      </w:r>
+      <w:r>
+        <w:t xml:space="preserve">, назначаемого приказом.</w:t>
+      </w:r>
+    </w:p>
+    <w:p>
+      <w:r>
+        <w:t xml:space="preserve">2.8. </w:t>
+      </w:r>
+      <w:r>
+        <w:t xml:space="preserve">Массовая доля влаги в товаре — </w:t>
+      </w:r>
+      <w:r>
+        <w:t xml:space="preserve">не более 15 %</w:t>
+      </w:r>
+      <w:r>
+        <w:t xml:space="preserve">. Товар подлежит хранению </w:t>
+      </w:r>
+      <w:r>
+        <w:t xml:space="preserve">в течение 12 часов</w:t>
+      </w:r>
+      <w:r>
+        <w:t xml:space="preserve"> при температуре не выше +4 °C. Срок исковой давности по требованиям, вытекающим из Договора, составляет </w:t>
+      </w:r>
+      <w:r>
+        <w:t xml:space="preserve">в течение трёх лет</w:t>
+      </w:r>
+      <w:r>
+        <w:t xml:space="preserve">, как установлено статьёй 196 Гражданского кодекса Российской Федерации. Обработка данных ведётся согласно Федеральному закону от 27.07.2006 № 152-ФЗ </w:t>
+      </w:r>
+      <w:r>
+        <w:t xml:space="preserve">«О персональных данных»</w:t>
+      </w:r>
+      <w:r>
+        <w:t xml:space="preserve">. Товар поставляется под маркой </w:t>
+      </w:r>
+      <w:r>
+        <w:t xml:space="preserve">«Стандарт»</w:t>
+      </w:r>
+      <w:r>
+        <w:t xml:space="preserve">. Влажность определяется </w:t>
+      </w:r>
+      <w:r>
+        <w:t xml:space="preserve">по методу Кьельдаля</w:t>
+      </w:r>
+      <w:r>
+        <w:t xml:space="preserve">. Споры передаются на рассмотрение в Арбитражный суд </w:t>
+      </w:r>
+      <w:r>
+        <w:t xml:space="preserve">города Москвы</w:t>
+      </w:r>
+      <w:r>
+        <w:t xml:space="preserve">.</w:t>
+      </w:r>
+    </w:p>
     <w:tbl>
       <w:tblPr>
         <w:tblW w:w="9360" w:type="dxa"/>
@@ -596,95 +458,7 @@
           </w:tcPr>
           <w:p>
             <w:r>
-              <w:rPr>
-                <w:b/>
-              </w:rPr>
-              <w:t xml:space="preserve">Цедент:</w:t>
-            </w:r>
-          </w:p>
-          <w:p>
-            <w:r>
-              <w:t xml:space="preserve">ПАО «ПромСнаб»</w:t>
-            </w:r>
-          </w:p>
-          <w:p>
-            <w:r>
-              <w:t xml:space="preserve">Юридический адрес: </w:t>
-            </w:r>
-            <w:r>
-              <w:t xml:space="preserve">603000, г. Нижний Новгород, бул. Космонавтов, д. 71, кв. 153</w:t>
-            </w:r>
-          </w:p>
-          <w:p>
-            <w:r>
-              <w:t xml:space="preserve">ИНН </w:t>
-            </w:r>
-            <w:r>
-              <w:t xml:space="preserve">2719553093</w:t>
-            </w:r>
-            <w:r>
-              <w:t xml:space="preserve"> КПП </w:t>
-            </w:r>
-            <w:r>
-              <w:t xml:space="preserve">172239792</w:t>
-            </w:r>
-          </w:p>
-          <w:p>
-            <w:r>
-              <w:t xml:space="preserve">ОГРН </w:t>
-            </w:r>
-            <w:r>
-              <w:t xml:space="preserve">1057143141736</w:t>
-            </w:r>
-          </w:p>
-          <w:p>
-            <w:r>
-              <w:t xml:space="preserve">р/с </w:t>
-            </w:r>
-            <w:r>
-              <w:t xml:space="preserve">40702810896580444697</w:t>
-            </w:r>
-            <w:r>
-              <w:t xml:space="preserve"> в АО «Тинькофф Банк»</w:t>
-            </w:r>
-          </w:p>
-          <w:p>
-            <w:r>
-              <w:t xml:space="preserve">к/с </w:t>
-            </w:r>
-            <w:r>
-              <w:t xml:space="preserve">30101810145250000974</w:t>
-            </w:r>
-            <w:r>
-              <w:t xml:space="preserve"> БИК </w:t>
-            </w:r>
-            <w:r>
-              <w:t xml:space="preserve">044525974</w:t>
-            </w:r>
-          </w:p>
-          <w:p>
-            <w:r>
-              <w:t xml:space="preserve">Тел.: </w:t>
-            </w:r>
-            <w:r>
-              <w:t xml:space="preserve">+7 (499) 354-12-76</w:t>
-            </w:r>
-          </w:p>
-          <w:p>
-            <w:r>
-              <w:t xml:space="preserve">E-mail: </w:t>
-            </w:r>
-            <w:r>
-              <w:t xml:space="preserve">morozova@yandex.ru</w:t>
-            </w:r>
-          </w:p>
-          <w:p/>
-          <w:p>
-            <w:r>
-              <w:t xml:space="preserve">Директор ______________ </w:t>
-            </w:r>
-            <w:r>
-              <w:t xml:space="preserve">И. В. Морозова</w:t>
+              <w:t xml:space="preserve">8</w:t>
             </w:r>
           </w:p>
         </w:tc>
@@ -694,6 +468,385 @@
           </w:tcPr>
           <w:p>
             <w:r>
+              <w:t xml:space="preserve">8295461163</w:t>
+            </w:r>
+          </w:p>
+        </w:tc>
+      </w:tr>
+    </w:tbl>
+    <w:p/>
+    <w:p>
+      <w:r>
+        <w:rPr>
+          <w:b/>
+        </w:rPr>
+        <w:t xml:space="preserve">3. МЕСТО И СРОКИ ИСПОЛНЕНИЯ</w:t>
+      </w:r>
+    </w:p>
+    <w:p>
+      <w:r>
+        <w:t xml:space="preserve">3.1. Место исполнения обязательств: </w:t>
+      </w:r>
+      <w:r>
+        <w:t xml:space="preserve">394000, г. Воронеж, проезд Полевая, д. 71, кв. 46</w:t>
+      </w:r>
+      <w:r>
+        <w:t xml:space="preserve">.</w:t>
+      </w:r>
+    </w:p>
+    <w:p>
+      <w:r>
+        <w:t xml:space="preserve">3.2. Контактное лицо со стороны Цессионарий — </w:t>
+      </w:r>
+      <w:r>
+        <w:t xml:space="preserve">Зайцева Олега Андреевича</w:t>
+      </w:r>
+      <w:r>
+        <w:t xml:space="preserve">, тел. </w:t>
+      </w:r>
+      <w:r>
+        <w:t xml:space="preserve">+7 (495) 884-76-86</w:t>
+      </w:r>
+      <w:r>
+        <w:t xml:space="preserve">.</w:t>
+      </w:r>
+    </w:p>
+    <w:p>
+      <w:r>
+        <w:t xml:space="preserve">3.3. Срок исполнения обязательств — </w:t>
+      </w:r>
+      <w:r>
+        <w:t xml:space="preserve">не позднее 25.03.2025</w:t>
+      </w:r>
+      <w:r>
+        <w:t xml:space="preserve">.</w:t>
+      </w:r>
+    </w:p>
+    <w:p/>
+    <w:p>
+      <w:r>
+        <w:rPr>
+          <w:b/>
+        </w:rPr>
+        <w:t xml:space="preserve">4. ПРОЧИЕ УСЛОВИЯ</w:t>
+      </w:r>
+    </w:p>
+    <w:p>
+      <w:r>
+        <w:t xml:space="preserve">4.1. </w:t>
+      </w:r>
+      <w:r>
+        <w:t xml:space="preserve">Стороны несут ответственность за неисполнение или ненадлежащее исполнение обязательств в соответствии с законодательством Российской Федерации.</w:t>
+      </w:r>
+    </w:p>
+    <w:p>
+      <w:r>
+        <w:t xml:space="preserve">4.2. </w:t>
+      </w:r>
+      <w:r>
+        <w:t xml:space="preserve">Размер неустойки за нарушение сроков оплаты: </w:t>
+      </w:r>
+      <w:r>
+        <w:t xml:space="preserve">5 (пять) процентов за каждый день просрочки</w:t>
+      </w:r>
+      <w:r>
+        <w:t xml:space="preserve">. Предельный размер ответственности: </w:t>
+      </w:r>
+      <w:r>
+        <w:t xml:space="preserve">12% от стоимости неоплаченных работ</w:t>
+      </w:r>
+      <w:r>
+        <w:t xml:space="preserve">.</w:t>
+      </w:r>
+    </w:p>
+    <w:p>
+      <w:r>
+        <w:t xml:space="preserve">4.3. </w:t>
+      </w:r>
+      <w:r>
+        <w:t xml:space="preserve">Стороны освобождаются от ответственности при наступлении обстоятельств непреодолимой силы, если они прямо повлияли на исполнение обязательств.</w:t>
+      </w:r>
+    </w:p>
+    <w:p>
+      <w:r>
+        <w:t xml:space="preserve">4.4. </w:t>
+      </w:r>
+      <w:r>
+        <w:t xml:space="preserve">Сторона, для которой создалась невозможность исполнения, обязана уведомить другую Сторону. Срок уведомления — </w:t>
+      </w:r>
+      <w:r>
+        <w:t xml:space="preserve">в течение 14 дней с даты подписания Сторонами акта сдачи-приемки оказанных услуг</w:t>
+      </w:r>
+      <w:r>
+        <w:t xml:space="preserve">.</w:t>
+      </w:r>
+    </w:p>
+    <w:p>
+      <w:r>
+        <w:t xml:space="preserve">4.5. </w:t>
+      </w:r>
+      <w:r>
+        <w:t xml:space="preserve">Все споры и разногласия решаются путём переговоров. Претензионный порядок обязателен, срок ответа на претензию — </w:t>
+      </w:r>
+      <w:r>
+        <w:t xml:space="preserve">в течение трех месяцев с момента поступления денежных средств на расчетный счет</w:t>
+      </w:r>
+      <w:r>
+        <w:t xml:space="preserve">.</w:t>
+      </w:r>
+    </w:p>
+    <w:p/>
+    <w:p/>
+    <w:p/>
+    <w:p>
+      <w:r>
+        <w:rPr>
+          <w:b/>
+        </w:rPr>
+        <w:t xml:space="preserve">9. КОНТРОЛЬНЫЕ ВЕЛИЧИНЫ</w:t>
+      </w:r>
+    </w:p>
+    <w:p>
+      <w:r>
+        <w:t xml:space="preserve">9.1. Контрольная запись: </w:t>
+      </w:r>
+      <w:r>
+        <w:rPr>
+          <w:b/>
+        </w:rPr>
+        <w:t xml:space="preserve">1/3</w:t>
+      </w:r>
+      <w:r>
+        <w:t xml:space="preserve">00 ключевой ставки ЦБ РФ годовых</w:t>
+      </w:r>
+      <w:r>
+        <w:t xml:space="preserve">.</w:t>
+      </w:r>
+    </w:p>
+    <w:p>
+      <w:r>
+        <w:t xml:space="preserve">9.2. Контрольная запись: </w:t>
+      </w:r>
+      <w:r>
+        <w:rPr>
+          <w:b/>
+        </w:rPr>
+        <w:t xml:space="preserve">не позднее 26.05.20</w:t>
+      </w:r>
+      <w:r>
+        <w:t xml:space="preserve">26</w:t>
+      </w:r>
+      <w:r>
+        <w:t xml:space="preserve">.</w:t>
+      </w:r>
+    </w:p>
+    <w:p>
+      <w:r>
+        <w:t xml:space="preserve">9.3. Контрольная запись: </w:t>
+      </w:r>
+      <w:r>
+        <w:rPr>
+          <w:b/>
+        </w:rPr>
+        <w:t xml:space="preserve">4/1</w:t>
+      </w:r>
+      <w:r>
+        <w:t xml:space="preserve">2</w:t>
+      </w:r>
+      <w:r>
+        <w:t xml:space="preserve">.</w:t>
+      </w:r>
+    </w:p>
+    <w:p>
+      <w:r>
+        <w:t xml:space="preserve">9.4. Контрольная запись: </w:t>
+      </w:r>
+      <w:r>
+        <w:t xml:space="preserve">1 690 О00 (Один миллион шестьсот девяносто тысяч) рублей 0О копеек</w:t>
+      </w:r>
+      <w:r>
+        <w:t xml:space="preserve">.</w:t>
+      </w:r>
+    </w:p>
+    <w:p/>
+    <w:p/>
+    <w:p>
+      <w:r>
+        <w:rPr>
+          <w:b/>
+        </w:rPr>
+        <w:t xml:space="preserve">11. УСЛОВИЯ, ОФОРМЛЕННЫЕ СРЕДСТВАМИ РЕДАКТОРА</w:t>
+      </w:r>
+    </w:p>
+    <w:p>
+      <w:r>
+        <w:t xml:space="preserve">11.1. Цена с учётом протокола разногласий: </w:t>
+      </w:r>
+      <w:ins w:id="1" w:author="Юрист" w:date="2024-01-01T00:00:00Z">
+        <w:r>
+          <w:t xml:space="preserve">не более 4 270 000,3 (Четырёх миллионов двухсот семидесяти тысяч) рублей</w:t>
+        </w:r>
+      </w:ins>
+      <w:ins w:id="2" w:author="Юрист" w:date="2024-01-01T00:00:00Z">
+        <w:r>
+          <w:t xml:space="preserve">, НДС не облагается, т.к. применяется УСН</w:t>
+        </w:r>
+      </w:ins>
+      <w:r>
+        <w:t xml:space="preserve">.</w:t>
+      </w:r>
+    </w:p>
+    <w:p>
+      <w:r>
+        <w:t xml:space="preserve">11.2. Срок (элемент формы): </w:t>
+      </w:r>
+      <w:sdt>
+        <w:sdtPr>
+          <w:alias w:val="Поле формы"/>
+          <w:tag w:val="v2"/>
+          <w:id w:val="3"/>
+          <w:text/>
+        </w:sdtPr>
+        <w:sdtContent>
+          <w:r>
+            <w:t xml:space="preserve">в течение 3 (Трёх) рабочих дней с момента заключения контракта</w:t>
+          </w:r>
+        </w:sdtContent>
+      </w:sdt>
+      <w:r>
+        <w:t xml:space="preserve">.</w:t>
+      </w:r>
+    </w:p>
+    <w:p>
+      <w:r>
+        <w:rPr>
+          <w:b/>
+        </w:rPr>
+        <w:t xml:space="preserve">РЕКВИЗИТЫ И ПОДПИСИ СТОРОН</w:t>
+      </w:r>
+    </w:p>
+    <w:p/>
+    <w:tbl>
+      <w:tblPr>
+        <w:tblW w:w="9360" w:type="dxa"/>
+        <w:tblBorders>
+          <w:top w:val="single" w:sz="4" w:color="auto"/>
+          <w:left w:val="single" w:sz="4" w:color="auto"/>
+          <w:bottom w:val="single" w:sz="4" w:color="auto"/>
+          <w:right w:val="single" w:sz="4" w:color="auto"/>
+          <w:insideH w:val="single" w:sz="4" w:color="auto"/>
+          <w:insideV w:val="single" w:sz="4" w:color="auto"/>
+        </w:tblBorders>
+      </w:tblPr>
+      <w:tblGrid>
+        <w:gridCol w:w="4680"/>
+        <w:gridCol w:w="4680"/>
+      </w:tblGrid>
+      <w:tr>
+        <w:tc>
+          <w:tcPr>
+            <w:tcW w:w="4680" w:type="dxa"/>
+          </w:tcPr>
+          <w:p>
+            <w:r>
+              <w:rPr>
+                <w:b/>
+              </w:rPr>
+              <w:t xml:space="preserve">Цедент:</w:t>
+            </w:r>
+          </w:p>
+          <w:p>
+            <w:r>
+              <w:t xml:space="preserve">ПАО «ПромСнаб»</w:t>
+            </w:r>
+          </w:p>
+          <w:p>
+            <w:r>
+              <w:t xml:space="preserve">Юридический адрес: </w:t>
+            </w:r>
+            <w:r>
+              <w:t xml:space="preserve">141400, г. Химки, бул. Кирова, д. 63, кв. 26</w:t>
+            </w:r>
+          </w:p>
+          <w:p>
+            <w:r>
+              <w:t xml:space="preserve">ИНН </w:t>
+            </w:r>
+            <w:r>
+              <w:t xml:space="preserve">2719553093</w:t>
+            </w:r>
+            <w:r>
+              <w:t xml:space="preserve"> КПП </w:t>
+            </w:r>
+            <w:r>
+              <w:t xml:space="preserve">172239792</w:t>
+            </w:r>
+          </w:p>
+          <w:p>
+            <w:r>
+              <w:t xml:space="preserve">ОГРН </w:t>
+            </w:r>
+            <w:r>
+              <w:t xml:space="preserve">1057143141736</w:t>
+            </w:r>
+          </w:p>
+          <w:p>
+            <w:r>
+              <w:t xml:space="preserve">р/с </w:t>
+            </w:r>
+            <w:r>
+              <w:t xml:space="preserve">40702810896580444697</w:t>
+            </w:r>
+            <w:r>
+              <w:t xml:space="preserve"> в АО «Тинькофф Банк»</w:t>
+            </w:r>
+          </w:p>
+          <w:p>
+            <w:r>
+              <w:t xml:space="preserve">к/с </w:t>
+            </w:r>
+            <w:r>
+              <w:t xml:space="preserve">30101810145250000974</w:t>
+            </w:r>
+            <w:r>
+              <w:t xml:space="preserve"> БИК </w:t>
+            </w:r>
+            <w:r>
+              <w:t xml:space="preserve">044525974</w:t>
+            </w:r>
+          </w:p>
+          <w:p>
+            <w:r>
+              <w:t xml:space="preserve">Тел.: </w:t>
+            </w:r>
+            <w:r>
+              <w:t xml:space="preserve">+7 (495) 693-33-98</w:t>
+            </w:r>
+          </w:p>
+          <w:p>
+            <w:r>
+              <w:t xml:space="preserve">E-mail: </w:t>
+            </w:r>
+            <w:r>
+              <w:t xml:space="preserve">morozova@bk.ru</w:t>
+            </w:r>
+          </w:p>
+          <w:p/>
+          <w:p>
+            <w:r>
+              <w:t xml:space="preserve">Директор ______________ </w:t>
+            </w:r>
+            <w:r>
+              <w:t xml:space="preserve">И. В. Морозова</w:t>
+            </w:r>
+          </w:p>
+        </w:tc>
+        <w:tc>
+          <w:tcPr>
+            <w:tcW w:w="4680" w:type="dxa"/>
+          </w:tcPr>
+          <w:p>
+            <w:r>
               <w:rPr>
                 <w:b/>
               </w:rPr>
@@ -710,7 +863,15 @@
               <w:t xml:space="preserve">Юридический адрес: </w:t>
             </w:r>
             <w:r>
-              <w:t xml:space="preserve">614000, г. Пермь, проезд Заречная, д. 61, кв. 108</w:t>
+              <w:t xml:space="preserve">443010, г. Самара, ш. Кирова, д. 8, кв. 3</w:t>
+            </w:r>
+          </w:p>
+          <w:p>
+            <w:r>
+              <w:t xml:space="preserve">Почтовый адрес: </w:t>
+            </w:r>
+            <w:r>
+              <w:t xml:space="preserve">420111, г. Казань, бул. Октябрьская, д. 62, кв. 63</w:t>
             </w:r>
           </w:p>
           <w:p>
@@ -765,7 +926,7 @@
               <w:t xml:space="preserve">Тел.: </w:t>
             </w:r>
             <w:r>
-              <w:t xml:space="preserve">+7 (812) 302-97-11</w:t>
+              <w:t xml:space="preserve">+7 (846) 454-73-99</w:t>
             </w:r>
           </w:p>
           <w:p>
@@ -773,7 +934,7 @@
               <w:t xml:space="preserve">E-mail: </w:t>
             </w:r>
             <w:r>
-              <w:t xml:space="preserve">zaycev@corp-tehno.ru</w:t>
+              <w:t xml:space="preserve">zaycev@romashka.ru</w:t>
             </w:r>
           </w:p>
           <w:p/>

--- a/tests/corpus_v2/docs/cx_cession_0006.docx
+++ b/tests/corpus_v2/docs/cx_cession_0006.docx
@@ -474,258 +474,34 @@
         </w:tc>
       </w:tr>
     </w:tbl>
-    <w:p/>
-    <w:p>
-      <w:r>
-        <w:rPr>
-          <w:b/>
-        </w:rPr>
-        <w:t xml:space="preserve">3. МЕСТО И СРОКИ ИСПОЛНЕНИЯ</w:t>
-      </w:r>
-    </w:p>
-    <w:p>
-      <w:r>
-        <w:t xml:space="preserve">3.1. Место исполнения обязательств: </w:t>
-      </w:r>
-      <w:r>
-        <w:t xml:space="preserve">394000, г. Воронеж, проезд Полевая, д. 71, кв. 46</w:t>
-      </w:r>
-      <w:r>
-        <w:t xml:space="preserve">.</w:t>
-      </w:r>
-    </w:p>
-    <w:p>
-      <w:r>
-        <w:t xml:space="preserve">3.2. Контактное лицо со стороны Цессионарий — </w:t>
-      </w:r>
-      <w:r>
-        <w:t xml:space="preserve">Зайцева Олега Андреевича</w:t>
-      </w:r>
-      <w:r>
-        <w:t xml:space="preserve">, тел. </w:t>
-      </w:r>
-      <w:r>
-        <w:t xml:space="preserve">+7 (495) 884-76-86</w:t>
-      </w:r>
-      <w:r>
-        <w:t xml:space="preserve">.</w:t>
-      </w:r>
-    </w:p>
-    <w:p>
-      <w:r>
-        <w:t xml:space="preserve">3.3. Срок исполнения обязательств — </w:t>
-      </w:r>
-      <w:r>
-        <w:t xml:space="preserve">не позднее 25.03.2025</w:t>
-      </w:r>
-      <w:r>
-        <w:t xml:space="preserve">.</w:t>
-      </w:r>
-    </w:p>
-    <w:p/>
-    <w:p>
-      <w:r>
-        <w:rPr>
-          <w:b/>
-        </w:rPr>
-        <w:t xml:space="preserve">4. ПРОЧИЕ УСЛОВИЯ</w:t>
-      </w:r>
-    </w:p>
-    <w:p>
-      <w:r>
-        <w:t xml:space="preserve">4.1. </w:t>
-      </w:r>
-      <w:r>
-        <w:t xml:space="preserve">Стороны несут ответственность за неисполнение или ненадлежащее исполнение обязательств в соответствии с законодательством Российской Федерации.</w:t>
-      </w:r>
-    </w:p>
-    <w:p>
-      <w:r>
-        <w:t xml:space="preserve">4.2. </w:t>
-      </w:r>
-      <w:r>
-        <w:t xml:space="preserve">Размер неустойки за нарушение сроков оплаты: </w:t>
-      </w:r>
-      <w:r>
-        <w:t xml:space="preserve">5 (пять) процентов за каждый день просрочки</w:t>
-      </w:r>
-      <w:r>
-        <w:t xml:space="preserve">. Предельный размер ответственности: </w:t>
-      </w:r>
-      <w:r>
-        <w:t xml:space="preserve">12% от стоимости неоплаченных работ</w:t>
-      </w:r>
-      <w:r>
-        <w:t xml:space="preserve">.</w:t>
-      </w:r>
-    </w:p>
-    <w:p>
-      <w:r>
-        <w:t xml:space="preserve">4.3. </w:t>
-      </w:r>
-      <w:r>
-        <w:t xml:space="preserve">Стороны освобождаются от ответственности при наступлении обстоятельств непреодолимой силы, если они прямо повлияли на исполнение обязательств.</w:t>
-      </w:r>
-    </w:p>
-    <w:p>
-      <w:r>
-        <w:t xml:space="preserve">4.4. </w:t>
-      </w:r>
-      <w:r>
-        <w:t xml:space="preserve">Сторона, для которой создалась невозможность исполнения, обязана уведомить другую Сторону. Срок уведомления — </w:t>
-      </w:r>
-      <w:r>
-        <w:t xml:space="preserve">в течение 14 дней с даты подписания Сторонами акта сдачи-приемки оказанных услуг</w:t>
-      </w:r>
-      <w:r>
-        <w:t xml:space="preserve">.</w:t>
-      </w:r>
-    </w:p>
-    <w:p>
-      <w:r>
-        <w:t xml:space="preserve">4.5. </w:t>
-      </w:r>
-      <w:r>
-        <w:t xml:space="preserve">Все споры и разногласия решаются путём переговоров. Претензионный порядок обязателен, срок ответа на претензию — </w:t>
-      </w:r>
-      <w:r>
-        <w:t xml:space="preserve">в течение трех месяцев с момента поступления денежных средств на расчетный счет</w:t>
-      </w:r>
-      <w:r>
-        <w:t xml:space="preserve">.</w:t>
-      </w:r>
-    </w:p>
-    <w:p/>
-    <w:p/>
-    <w:p/>
-    <w:p>
-      <w:r>
-        <w:rPr>
-          <w:b/>
-        </w:rPr>
-        <w:t xml:space="preserve">9. КОНТРОЛЬНЫЕ ВЕЛИЧИНЫ</w:t>
-      </w:r>
-    </w:p>
-    <w:p>
-      <w:r>
-        <w:t xml:space="preserve">9.1. Контрольная запись: </w:t>
-      </w:r>
-      <w:r>
-        <w:rPr>
-          <w:b/>
-        </w:rPr>
-        <w:t xml:space="preserve">1/3</w:t>
-      </w:r>
-      <w:r>
-        <w:t xml:space="preserve">00 ключевой ставки ЦБ РФ годовых</w:t>
-      </w:r>
-      <w:r>
-        <w:t xml:space="preserve">.</w:t>
-      </w:r>
-    </w:p>
-    <w:p>
-      <w:r>
-        <w:t xml:space="preserve">9.2. Контрольная запись: </w:t>
-      </w:r>
-      <w:r>
-        <w:rPr>
-          <w:b/>
-        </w:rPr>
-        <w:t xml:space="preserve">не позднее 26.05.20</w:t>
-      </w:r>
-      <w:r>
-        <w:t xml:space="preserve">26</w:t>
-      </w:r>
-      <w:r>
-        <w:t xml:space="preserve">.</w:t>
-      </w:r>
-    </w:p>
-    <w:p>
-      <w:r>
-        <w:t xml:space="preserve">9.3. Контрольная запись: </w:t>
-      </w:r>
-      <w:r>
-        <w:rPr>
-          <w:b/>
-        </w:rPr>
-        <w:t xml:space="preserve">4/1</w:t>
-      </w:r>
-      <w:r>
-        <w:t xml:space="preserve">2</w:t>
-      </w:r>
-      <w:r>
-        <w:t xml:space="preserve">.</w:t>
-      </w:r>
-    </w:p>
-    <w:p>
-      <w:r>
-        <w:t xml:space="preserve">9.4. Контрольная запись: </w:t>
-      </w:r>
-      <w:r>
-        <w:t xml:space="preserve">1 690 О00 (Один миллион шестьсот девяносто тысяч) рублей 0О копеек</w:t>
-      </w:r>
-      <w:r>
-        <w:t xml:space="preserve">.</w:t>
-      </w:r>
-    </w:p>
-    <w:p/>
-    <w:p/>
-    <w:p>
-      <w:r>
-        <w:rPr>
-          <w:b/>
-        </w:rPr>
-        <w:t xml:space="preserve">11. УСЛОВИЯ, ОФОРМЛЕННЫЕ СРЕДСТВАМИ РЕДАКТОРА</w:t>
-      </w:r>
-    </w:p>
-    <w:p>
-      <w:r>
-        <w:t xml:space="preserve">11.1. Цена с учётом протокола разногласий: </w:t>
-      </w:r>
-      <w:ins w:id="1" w:author="Юрист" w:date="2024-01-01T00:00:00Z">
-        <w:r>
-          <w:t xml:space="preserve">не более 4 270 000,3 (Четырёх миллионов двухсот семидесяти тысяч) рублей</w:t>
-        </w:r>
-      </w:ins>
-      <w:ins w:id="2" w:author="Юрист" w:date="2024-01-01T00:00:00Z">
-        <w:r>
-          <w:t xml:space="preserve">, НДС не облагается, т.к. применяется УСН</w:t>
-        </w:r>
-      </w:ins>
-      <w:r>
-        <w:t xml:space="preserve">.</w:t>
-      </w:r>
-    </w:p>
-    <w:p>
-      <w:r>
-        <w:t xml:space="preserve">11.2. Срок (элемент формы): </w:t>
-      </w:r>
-      <w:sdt>
-        <w:sdtPr>
-          <w:alias w:val="Поле формы"/>
-          <w:tag w:val="v2"/>
-          <w:id w:val="3"/>
-          <w:text/>
-        </w:sdtPr>
-        <w:sdtContent>
-          <w:r>
-            <w:t xml:space="preserve">в течение 3 (Трёх) рабочих дней с момента заключения контракта</w:t>
-          </w:r>
-        </w:sdtContent>
-      </w:sdt>
-      <w:r>
-        <w:t xml:space="preserve">.</w:t>
-      </w:r>
-    </w:p>
-    <w:p>
-      <w:r>
-        <w:rPr>
-          <w:b/>
-        </w:rPr>
-        <w:t xml:space="preserve">РЕКВИЗИТЫ И ПОДПИСИ СТОРОН</w:t>
-      </w:r>
-    </w:p>
-    <w:p/>
+    <w:p>
+      <w:r>
+        <w:t xml:space="preserve">2.9. </w:t>
+      </w:r>
+      <w:r>
+        <w:t xml:space="preserve">Платёж по налогу перечисляется на код бюджетной классификации </w:t>
+      </w:r>
+      <w:r>
+        <w:t xml:space="preserve">182 101 010 110 110 001 10</w:t>
+      </w:r>
+      <w:r>
+        <w:t xml:space="preserve">, получатель — территориальный орган Федерального казначейства.</w:t>
+      </w:r>
+    </w:p>
+    <w:p>
+      <w:r>
+        <w:t xml:space="preserve">2.10. </w:t>
+      </w:r>
+      <w:r>
+        <w:t xml:space="preserve">Полномочия подтверждаются свидетельством о рождении, выдано </w:t>
+      </w:r>
+      <w:r>
+        <w:t xml:space="preserve">24.09.2022</w:t>
+      </w:r>
+      <w:r>
+        <w:t xml:space="preserve"> отделом ЗАГС.</w:t>
+      </w:r>
+    </w:p>
     <w:tbl>
       <w:tblPr>
         <w:tblW w:w="9360" w:type="dxa"/>
@@ -749,95 +525,7 @@
           </w:tcPr>
           <w:p>
             <w:r>
-              <w:rPr>
-                <w:b/>
-              </w:rPr>
-              <w:t xml:space="preserve">Цедент:</w:t>
-            </w:r>
-          </w:p>
-          <w:p>
-            <w:r>
-              <w:t xml:space="preserve">ПАО «ПромСнаб»</w:t>
-            </w:r>
-          </w:p>
-          <w:p>
-            <w:r>
-              <w:t xml:space="preserve">Юридический адрес: </w:t>
-            </w:r>
-            <w:r>
-              <w:t xml:space="preserve">141400, г. Химки, бул. Кирова, д. 63, кв. 26</w:t>
-            </w:r>
-          </w:p>
-          <w:p>
-            <w:r>
-              <w:t xml:space="preserve">ИНН </w:t>
-            </w:r>
-            <w:r>
-              <w:t xml:space="preserve">2719553093</w:t>
-            </w:r>
-            <w:r>
-              <w:t xml:space="preserve"> КПП </w:t>
-            </w:r>
-            <w:r>
-              <w:t xml:space="preserve">172239792</w:t>
-            </w:r>
-          </w:p>
-          <w:p>
-            <w:r>
-              <w:t xml:space="preserve">ОГРН </w:t>
-            </w:r>
-            <w:r>
-              <w:t xml:space="preserve">1057143141736</w:t>
-            </w:r>
-          </w:p>
-          <w:p>
-            <w:r>
-              <w:t xml:space="preserve">р/с </w:t>
-            </w:r>
-            <w:r>
-              <w:t xml:space="preserve">40702810896580444697</w:t>
-            </w:r>
-            <w:r>
-              <w:t xml:space="preserve"> в АО «Тинькофф Банк»</w:t>
-            </w:r>
-          </w:p>
-          <w:p>
-            <w:r>
-              <w:t xml:space="preserve">к/с </w:t>
-            </w:r>
-            <w:r>
-              <w:t xml:space="preserve">30101810145250000974</w:t>
-            </w:r>
-            <w:r>
-              <w:t xml:space="preserve"> БИК </w:t>
-            </w:r>
-            <w:r>
-              <w:t xml:space="preserve">044525974</w:t>
-            </w:r>
-          </w:p>
-          <w:p>
-            <w:r>
-              <w:t xml:space="preserve">Тел.: </w:t>
-            </w:r>
-            <w:r>
-              <w:t xml:space="preserve">+7 (495) 693-33-98</w:t>
-            </w:r>
-          </w:p>
-          <w:p>
-            <w:r>
-              <w:t xml:space="preserve">E-mail: </w:t>
-            </w:r>
-            <w:r>
-              <w:t xml:space="preserve">morozova@bk.ru</w:t>
-            </w:r>
-          </w:p>
-          <w:p/>
-          <w:p>
-            <w:r>
-              <w:t xml:space="preserve">Директор ______________ </w:t>
-            </w:r>
-            <w:r>
-              <w:t xml:space="preserve">И. В. Морозова</w:t>
+              <w:t xml:space="preserve">4</w:t>
             </w:r>
           </w:p>
         </w:tc>
@@ -847,6 +535,405 @@
           </w:tcPr>
           <w:p>
             <w:r>
+              <w:t xml:space="preserve">РУБ.</w:t>
+            </w:r>
+          </w:p>
+        </w:tc>
+      </w:tr>
+    </w:tbl>
+    <w:p>
+      <w:r>
+        <w:t xml:space="preserve">2.11. </w:t>
+      </w:r>
+      <w:r>
+        <w:t xml:space="preserve">Поставке подлежит насос модели </w:t>
+      </w:r>
+      <w:r>
+        <w:t xml:space="preserve">ЭЦВ-6-10-80h</w:t>
+      </w:r>
+      <w:r>
+        <w:t xml:space="preserve"> и кабель марки </w:t>
+      </w:r>
+      <w:r>
+        <w:t xml:space="preserve">ВВГнг(А)-LSt</w:t>
+      </w:r>
+      <w:r>
+        <w:t xml:space="preserve">.</w:t>
+      </w:r>
+    </w:p>
+    <w:p/>
+    <w:p>
+      <w:r>
+        <w:rPr>
+          <w:b/>
+        </w:rPr>
+        <w:t xml:space="preserve">3. МЕСТО И СРОКИ ИСПОЛНЕНИЯ</w:t>
+      </w:r>
+    </w:p>
+    <w:p>
+      <w:r>
+        <w:t xml:space="preserve">3.1. Место исполнения обязательств: </w:t>
+      </w:r>
+      <w:r>
+        <w:t xml:space="preserve">190000, г. Санкт-Петербург, наб. Полевая, д. 77, кв. 200</w:t>
+      </w:r>
+      <w:r>
+        <w:t xml:space="preserve">.</w:t>
+      </w:r>
+    </w:p>
+    <w:p>
+      <w:r>
+        <w:t xml:space="preserve">3.2. Контактное лицо со стороны Цессионарий — </w:t>
+      </w:r>
+      <w:r>
+        <w:t xml:space="preserve">Зайцева Олега Андреевича</w:t>
+      </w:r>
+      <w:r>
+        <w:t xml:space="preserve">, тел. </w:t>
+      </w:r>
+      <w:r>
+        <w:t xml:space="preserve">+7 (499) 291-92-20</w:t>
+      </w:r>
+      <w:r>
+        <w:t xml:space="preserve">.</w:t>
+      </w:r>
+    </w:p>
+    <w:p>
+      <w:r>
+        <w:t xml:space="preserve">3.3. Срок исполнения обязательств — </w:t>
+      </w:r>
+      <w:r>
+        <w:t xml:space="preserve">не позднее 11.05.2025</w:t>
+      </w:r>
+      <w:r>
+        <w:t xml:space="preserve">.</w:t>
+      </w:r>
+    </w:p>
+    <w:p/>
+    <w:p>
+      <w:r>
+        <w:rPr>
+          <w:b/>
+        </w:rPr>
+        <w:t xml:space="preserve">4. ПРОЧИЕ УСЛОВИЯ</w:t>
+      </w:r>
+    </w:p>
+    <w:p>
+      <w:r>
+        <w:t xml:space="preserve">4.1. </w:t>
+      </w:r>
+      <w:r>
+        <w:t xml:space="preserve">Стороны несут ответственность за неисполнение или ненадлежащее исполнение обязательств в соответствии с законодательством Российской Федерации.</w:t>
+      </w:r>
+    </w:p>
+    <w:p>
+      <w:r>
+        <w:t xml:space="preserve">4.2. </w:t>
+      </w:r>
+      <w:r>
+        <w:t xml:space="preserve">Размер неустойки за нарушение сроков оплаты: </w:t>
+      </w:r>
+      <w:r>
+        <w:t xml:space="preserve">5 (пять) процентов за каждый день просрочки</w:t>
+      </w:r>
+      <w:r>
+        <w:t xml:space="preserve">. Предельный размер ответственности: </w:t>
+      </w:r>
+      <w:r>
+        <w:t xml:space="preserve">21% от стоимости неоплаченных работ</w:t>
+      </w:r>
+      <w:r>
+        <w:t xml:space="preserve">.</w:t>
+      </w:r>
+    </w:p>
+    <w:p>
+      <w:r>
+        <w:t xml:space="preserve">4.3. </w:t>
+      </w:r>
+      <w:r>
+        <w:t xml:space="preserve">Стороны освобождаются от ответственности при наступлении обстоятельств непреодолимой силы, если они прямо повлияли на исполнение обязательств.</w:t>
+      </w:r>
+    </w:p>
+    <w:p>
+      <w:r>
+        <w:t xml:space="preserve">4.4. </w:t>
+      </w:r>
+      <w:r>
+        <w:t xml:space="preserve">Сторона, для которой создалась невозможность исполнения, обязана уведомить другую Сторону. Срок уведомления — </w:t>
+      </w:r>
+      <w:r>
+        <w:t xml:space="preserve">в течение 14 дней с даты подписания Сторонами акта сдачи-приемки оказанных услуг</w:t>
+      </w:r>
+      <w:r>
+        <w:t xml:space="preserve">.</w:t>
+      </w:r>
+    </w:p>
+    <w:p>
+      <w:r>
+        <w:t xml:space="preserve">4.5. </w:t>
+      </w:r>
+      <w:r>
+        <w:t xml:space="preserve">Все споры и разногласия решаются путём переговоров. Претензионный порядок обязателен, срок ответа на претензию — </w:t>
+      </w:r>
+      <w:r>
+        <w:t xml:space="preserve">в течение шести месяцев с момента поступления денежных средств на расчетный счет</w:t>
+      </w:r>
+      <w:r>
+        <w:t xml:space="preserve">.</w:t>
+      </w:r>
+    </w:p>
+    <w:p/>
+    <w:p/>
+    <w:p/>
+    <w:p>
+      <w:r>
+        <w:rPr>
+          <w:b/>
+        </w:rPr>
+        <w:t xml:space="preserve">9. КОНТРОЛЬНЫЕ ВЕЛИЧИНЫ</w:t>
+      </w:r>
+    </w:p>
+    <w:p>
+      <w:r>
+        <w:t xml:space="preserve">9.1. Контрольная запись: </w:t>
+      </w:r>
+      <w:r>
+        <w:rPr>
+          <w:b/>
+        </w:rPr>
+        <w:t xml:space="preserve">1/3</w:t>
+      </w:r>
+      <w:r>
+        <w:t xml:space="preserve">00 ключевой ставки ЦБ РФ годовых</w:t>
+      </w:r>
+      <w:r>
+        <w:t xml:space="preserve">.</w:t>
+      </w:r>
+    </w:p>
+    <w:p>
+      <w:r>
+        <w:t xml:space="preserve">9.2. Контрольная запись: </w:t>
+      </w:r>
+      <w:r>
+        <w:rPr>
+          <w:b/>
+        </w:rPr>
+        <w:t xml:space="preserve">не позднее 03.03.20</w:t>
+      </w:r>
+      <w:r>
+        <w:t xml:space="preserve">26</w:t>
+      </w:r>
+      <w:r>
+        <w:t xml:space="preserve">.</w:t>
+      </w:r>
+    </w:p>
+    <w:p>
+      <w:r>
+        <w:t xml:space="preserve">9.3. Контрольная запись: </w:t>
+      </w:r>
+      <w:r>
+        <w:rPr>
+          <w:b/>
+        </w:rPr>
+        <w:t xml:space="preserve">8/2</w:t>
+      </w:r>
+      <w:r>
+        <w:t xml:space="preserve">2</w:t>
+      </w:r>
+      <w:r>
+        <w:t xml:space="preserve">.</w:t>
+      </w:r>
+    </w:p>
+    <w:p>
+      <w:r>
+        <w:t xml:space="preserve">9.4. Контрольная запись: </w:t>
+      </w:r>
+      <w:r>
+        <w:t xml:space="preserve">б 45О 000 (Шесть миллионов четыреста пятьдесят тысяч) рублей 00 копеек</w:t>
+      </w:r>
+      <w:r>
+        <w:t xml:space="preserve">.</w:t>
+      </w:r>
+    </w:p>
+    <w:p/>
+    <w:p/>
+    <w:p>
+      <w:r>
+        <w:rPr>
+          <w:b/>
+        </w:rPr>
+        <w:t xml:space="preserve">11. УСЛОВИЯ, ОФОРМЛЕННЫЕ СРЕДСТВАМИ РЕДАКТОРА</w:t>
+      </w:r>
+    </w:p>
+    <w:p>
+      <w:r>
+        <w:t xml:space="preserve">11.1. Цена с учётом протокола разногласий: </w:t>
+      </w:r>
+      <w:ins w:id="1" w:author="Юрист" w:date="2024-01-01T00:00:00Z">
+        <w:r>
+          <w:t xml:space="preserve">не более 840 000,1 (Восьмисот сорока тысяч) рублей</w:t>
+        </w:r>
+      </w:ins>
+      <w:ins w:id="2" w:author="Юрист" w:date="2024-01-01T00:00:00Z">
+        <w:r>
+          <w:t xml:space="preserve">, НДС не облагается, т.к. применяется УСН</w:t>
+        </w:r>
+      </w:ins>
+      <w:r>
+        <w:t xml:space="preserve">.</w:t>
+      </w:r>
+    </w:p>
+    <w:p>
+      <w:r>
+        <w:t xml:space="preserve">11.2. Срок (элемент формы): </w:t>
+      </w:r>
+      <w:sdt>
+        <w:sdtPr>
+          <w:alias w:val="Поле формы"/>
+          <w:tag w:val="v2"/>
+          <w:id w:val="3"/>
+          <w:text/>
+        </w:sdtPr>
+        <w:sdtContent>
+          <w:r>
+            <w:t xml:space="preserve">в течение 7 (Семи) рабочих дней с момента заключения контракта</w:t>
+          </w:r>
+        </w:sdtContent>
+      </w:sdt>
+      <w:r>
+        <w:t xml:space="preserve">.</w:t>
+      </w:r>
+    </w:p>
+    <w:p>
+      <w:r>
+        <w:rPr>
+          <w:b/>
+        </w:rPr>
+        <w:t xml:space="preserve">РЕКВИЗИТЫ И ПОДПИСИ СТОРОН</w:t>
+      </w:r>
+    </w:p>
+    <w:p/>
+    <w:tbl>
+      <w:tblPr>
+        <w:tblW w:w="9360" w:type="dxa"/>
+        <w:tblBorders>
+          <w:top w:val="single" w:sz="4" w:color="auto"/>
+          <w:left w:val="single" w:sz="4" w:color="auto"/>
+          <w:bottom w:val="single" w:sz="4" w:color="auto"/>
+          <w:right w:val="single" w:sz="4" w:color="auto"/>
+          <w:insideH w:val="single" w:sz="4" w:color="auto"/>
+          <w:insideV w:val="single" w:sz="4" w:color="auto"/>
+        </w:tblBorders>
+      </w:tblPr>
+      <w:tblGrid>
+        <w:gridCol w:w="4680"/>
+        <w:gridCol w:w="4680"/>
+      </w:tblGrid>
+      <w:tr>
+        <w:tc>
+          <w:tcPr>
+            <w:tcW w:w="4680" w:type="dxa"/>
+          </w:tcPr>
+          <w:p>
+            <w:r>
+              <w:rPr>
+                <w:b/>
+              </w:rPr>
+              <w:t xml:space="preserve">Цедент:</w:t>
+            </w:r>
+          </w:p>
+          <w:p>
+            <w:r>
+              <w:t xml:space="preserve">ПАО «ПромСнаб»</w:t>
+            </w:r>
+          </w:p>
+          <w:p>
+            <w:r>
+              <w:t xml:space="preserve">Юридический адрес: </w:t>
+            </w:r>
+            <w:r>
+              <w:t xml:space="preserve">394000, г. Воронеж, ш. Полевая, д. 31, кв. 139</w:t>
+            </w:r>
+          </w:p>
+          <w:p>
+            <w:r>
+              <w:t xml:space="preserve">ИНН </w:t>
+            </w:r>
+            <w:r>
+              <w:t xml:space="preserve">2719553093</w:t>
+            </w:r>
+            <w:r>
+              <w:t xml:space="preserve"> КПП </w:t>
+            </w:r>
+            <w:r>
+              <w:t xml:space="preserve">172239792</w:t>
+            </w:r>
+          </w:p>
+          <w:p>
+            <w:r>
+              <w:t xml:space="preserve">ОГРН </w:t>
+            </w:r>
+            <w:r>
+              <w:t xml:space="preserve">1057143141736</w:t>
+            </w:r>
+          </w:p>
+          <w:p>
+            <w:r>
+              <w:t xml:space="preserve">р/с </w:t>
+            </w:r>
+            <w:r>
+              <w:t xml:space="preserve">40702810896580444697</w:t>
+            </w:r>
+            <w:r>
+              <w:t xml:space="preserve"> в АО «Тинькофф Банк»</w:t>
+            </w:r>
+          </w:p>
+          <w:p>
+            <w:r>
+              <w:t xml:space="preserve">к/с </w:t>
+            </w:r>
+            <w:r>
+              <w:t xml:space="preserve">30101810145250000974</w:t>
+            </w:r>
+            <w:r>
+              <w:t xml:space="preserve"> БИК </w:t>
+            </w:r>
+            <w:r>
+              <w:t xml:space="preserve">044525974</w:t>
+            </w:r>
+          </w:p>
+          <w:p>
+            <w:r>
+              <w:t xml:space="preserve">Тел.: </w:t>
+            </w:r>
+            <w:r>
+              <w:t xml:space="preserve">+7 (495) 109-28-79</w:t>
+            </w:r>
+          </w:p>
+          <w:p>
+            <w:r>
+              <w:t xml:space="preserve">E-mail: </w:t>
+            </w:r>
+            <w:r>
+              <w:t xml:space="preserve">morozova@gmail.com</w:t>
+            </w:r>
+          </w:p>
+          <w:p/>
+          <w:p>
+            <w:r>
+              <w:t xml:space="preserve">Директор ______________ </w:t>
+            </w:r>
+            <w:r>
+              <w:t xml:space="preserve">И. В. Морозова</w:t>
+            </w:r>
+          </w:p>
+        </w:tc>
+        <w:tc>
+          <w:tcPr>
+            <w:tcW w:w="4680" w:type="dxa"/>
+          </w:tcPr>
+          <w:p>
+            <w:r>
               <w:rPr>
                 <w:b/>
               </w:rPr>
@@ -863,15 +950,7 @@
               <w:t xml:space="preserve">Юридический адрес: </w:t>
             </w:r>
             <w:r>
-              <w:t xml:space="preserve">443010, г. Самара, ш. Кирова, д. 8, кв. 3</w:t>
-            </w:r>
-          </w:p>
-          <w:p>
-            <w:r>
-              <w:t xml:space="preserve">Почтовый адрес: </w:t>
-            </w:r>
-            <w:r>
-              <w:t xml:space="preserve">420111, г. Казань, бул. Октябрьская, д. 62, кв. 63</w:t>
+              <w:t xml:space="preserve">141400, г. Химки, проезд Строителей, д. 62, кв. 63</w:t>
             </w:r>
           </w:p>
           <w:p>
@@ -926,7 +1005,7 @@
               <w:t xml:space="preserve">Тел.: </w:t>
             </w:r>
             <w:r>
-              <w:t xml:space="preserve">+7 (846) 454-73-99</w:t>
+              <w:t xml:space="preserve">+7 (843) 813-10-14</w:t>
             </w:r>
           </w:p>
           <w:p>
@@ -934,7 +1013,7 @@
               <w:t xml:space="preserve">E-mail: </w:t>
             </w:r>
             <w:r>
-              <w:t xml:space="preserve">zaycev@romashka.ru</w:t>
+              <w:t xml:space="preserve">zaycev@mail.ru</w:t>
             </w:r>
           </w:p>
           <w:p/>

--- a/tests/corpus_v2/docs/cx_cession_0006.docx
+++ b/tests/corpus_v2/docs/cx_cession_0006.docx
@@ -120,7 +120,7 @@
         <w:t xml:space="preserve">Уступка права требования является возмездной. Цена уступаемого права: </w:t>
       </w:r>
       <w:r>
-        <w:t xml:space="preserve">Двадцать четыре миллиона двести тысяч два рубля</w:t>
+        <w:t xml:space="preserve">Один миллион сто семьдесят тысяч два рубля</w:t>
       </w:r>
       <w:r>
         <w:t xml:space="preserve">, </w:t>
@@ -138,6 +138,101 @@
       </w:r>
       <w:r>
         <w:t xml:space="preserve">Цедент отвечает за недействительность переданного требования, но не отвечает за неисполнение обязательства должником.</w:t>
+      </w:r>
+    </w:p>
+    <w:p>
+      <w:r>
+        <w:t xml:space="preserve">1.5. </w:t>
+      </w:r>
+      <w:r>
+        <w:t xml:space="preserve">Товар отгружается по товарной накладной ТОРГ-12 № </w:t>
+      </w:r>
+      <w:r>
+        <w:t xml:space="preserve">049711115</w:t>
+      </w:r>
+      <w:r>
+        <w:t xml:space="preserve">. Каталожный номер изделия — </w:t>
+      </w:r>
+      <w:r>
+        <w:t xml:space="preserve">046527867</w:t>
+      </w:r>
+      <w:r>
+        <w:t xml:space="preserve">. Заводской номер насоса — </w:t>
+      </w:r>
+      <w:r>
+        <w:t xml:space="preserve">046157149</w:t>
+      </w:r>
+      <w:r>
+        <w:t xml:space="preserve">.</w:t>
+      </w:r>
+    </w:p>
+    <w:p>
+      <w:r>
+        <w:t xml:space="preserve">1.6. </w:t>
+      </w:r>
+      <w:r>
+        <w:t xml:space="preserve">Финансирование ведётся по коду целевых средств </w:t>
+      </w:r>
+      <w:r>
+        <w:t xml:space="preserve">040786854</w:t>
+      </w:r>
+      <w:r>
+        <w:t xml:space="preserve"> согласно приказу Минфина России № 157н. </w:t>
+      </w:r>
+      <w:r>
+        <w:t xml:space="preserve">БИК будет сообщён дополнительно, номер заявки — </w:t>
+      </w:r>
+      <w:r>
+        <w:t xml:space="preserve">047277476</w:t>
+      </w:r>
+      <w:r>
+        <w:t xml:space="preserve">.</w:t>
+      </w:r>
+    </w:p>
+    <w:p>
+      <w:r>
+        <w:t xml:space="preserve">1.7. </w:t>
+      </w:r>
+      <w:r>
+        <w:t xml:space="preserve">Абоненту открыт лицевой счёт </w:t>
+      </w:r>
+      <w:r>
+        <w:t xml:space="preserve">89075714290</w:t>
+      </w:r>
+      <w:r>
+        <w:t xml:space="preserve">. Спецификация зарегистрирована за номером </w:t>
+      </w:r>
+      <w:r>
+        <w:t xml:space="preserve">80170551613</w:t>
+      </w:r>
+      <w:r>
+        <w:t xml:space="preserve">. Заводской номер прибора учёта — </w:t>
+      </w:r>
+      <w:r>
+        <w:t xml:space="preserve">86209366455</w:t>
+      </w:r>
+      <w:r>
+        <w:t xml:space="preserve">.</w:t>
+      </w:r>
+    </w:p>
+    <w:p>
+      <w:r>
+        <w:t xml:space="preserve">1.8. </w:t>
+      </w:r>
+      <w:r>
+        <w:t xml:space="preserve">Партия внесена в реестр под номером </w:t>
+      </w:r>
+      <w:r>
+        <w:t xml:space="preserve">83539935453</w:t>
+      </w:r>
+      <w:r>
+        <w:t xml:space="preserve"> в порядке статьи 434 Гражданского кодекса Российской Федерации. Исходящий номер уведомления — </w:t>
+      </w:r>
+      <w:r>
+        <w:t xml:space="preserve">85830699543</w:t>
+      </w:r>
+      <w:r>
+        <w:t xml:space="preserve">.</w:t>
       </w:r>
     </w:p>
     <w:p/>
@@ -154,7 +249,7 @@
         <w:t xml:space="preserve">2.1. Общая цена Договора: </w:t>
       </w:r>
       <w:r>
-        <w:t xml:space="preserve">60 200 000,49 (шестьдесят миллионов двести тысяч) ₽</w:t>
+        <w:t xml:space="preserve">71 500 000,15 (семьдесят один миллион пятьсот тысяч) ₽</w:t>
       </w:r>
       <w:r>
         <w:t xml:space="preserve">, в т.ч. НДС </w:t>
@@ -182,7 +277,7 @@
         <w:t xml:space="preserve">2.3. Срок оплаты — </w:t>
       </w:r>
       <w:r>
-        <w:t xml:space="preserve">в течение 10 (Десяти) банковских дней с момента заключения контракта</w:t>
+        <w:t xml:space="preserve">в течение 5 (Пяти) банковских дней с момента заключения контракта</w:t>
       </w:r>
       <w:r>
         <w:t xml:space="preserve">.</w:t>
@@ -213,7 +308,7 @@
         <w:t xml:space="preserve">, артикул </w:t>
       </w:r>
       <w:r>
-        <w:t xml:space="preserve">RM-7012-94</w:t>
+        <w:t xml:space="preserve">RM-9127-18</w:t>
       </w:r>
       <w:r>
         <w:t xml:space="preserve">, код </w:t>
@@ -273,43 +368,43 @@
         <w:t xml:space="preserve">. Товар отгружается с сопроводительным документом паспорт качества № </w:t>
       </w:r>
       <w:r>
-        <w:t xml:space="preserve">07 20 890331</w:t>
+        <w:t xml:space="preserve">75 14 340627</w:t>
       </w:r>
       <w:r>
         <w:t xml:space="preserve">. К партии приложен паспорт изделия № </w:t>
       </w:r>
       <w:r>
-        <w:t xml:space="preserve">75 14 960684</w:t>
+        <w:t xml:space="preserve">76 19 976005</w:t>
       </w:r>
       <w:r>
         <w:t xml:space="preserve">. Оборудование поставляется с паспортом транспортного средства № </w:t>
       </w:r>
       <w:r>
-        <w:t xml:space="preserve">33 04 614692</w:t>
+        <w:t xml:space="preserve">20 12 605027</w:t>
       </w:r>
       <w:r>
         <w:t xml:space="preserve">. Приёмка производится согласно техническому паспорту </w:t>
       </w:r>
       <w:r>
-        <w:t xml:space="preserve">41 01 903929</w:t>
+        <w:t xml:space="preserve">36 14 530224</w:t>
       </w:r>
       <w:r>
         <w:t xml:space="preserve">. СНИЛС не указан, номер заказа </w:t>
       </w:r>
       <w:r>
-        <w:t xml:space="preserve">041-098-747 85</w:t>
+        <w:t xml:space="preserve">200-178-402 22</w:t>
       </w:r>
       <w:r>
         <w:t xml:space="preserve">. Дата рождения не проставлена, документ выдан </w:t>
       </w:r>
       <w:r>
-        <w:t xml:space="preserve">21.11.2024</w:t>
+        <w:t xml:space="preserve">18.06.2022</w:t>
       </w:r>
       <w:r>
         <w:t xml:space="preserve">. Код подразделения, см. артикул </w:t>
       </w:r>
       <w:r>
-        <w:t xml:space="preserve">135-457</w:t>
+        <w:t xml:space="preserve">866-472</w:t>
       </w:r>
       <w:r>
         <w:t xml:space="preserve">. Цена — </w:t>
@@ -329,25 +424,25 @@
         <w:t xml:space="preserve">Товар маркирован штрихкодом </w:t>
       </w:r>
       <w:r>
-        <w:t xml:space="preserve">4601618562290</w:t>
+        <w:t xml:space="preserve">4607265416585</w:t>
       </w:r>
       <w:r>
         <w:t xml:space="preserve">. Код контрагента по ОКПО — </w:t>
       </w:r>
       <w:r>
-        <w:t xml:space="preserve">3539935453</w:t>
+        <w:t xml:space="preserve">4293590843</w:t>
       </w:r>
       <w:r>
         <w:t xml:space="preserve">. Оборудование учтено под инвентарным номером </w:t>
       </w:r>
       <w:r>
-        <w:t xml:space="preserve">047912749</w:t>
+        <w:t xml:space="preserve">040395664</w:t>
       </w:r>
       <w:r>
         <w:t xml:space="preserve">, складской позиции присвоен номер </w:t>
       </w:r>
       <w:r>
-        <w:t xml:space="preserve">383933061</w:t>
+        <w:t xml:space="preserve">450616127</w:t>
       </w:r>
       <w:r>
         <w:t xml:space="preserve">.</w:t>
@@ -361,19 +456,19 @@
         <w:t xml:space="preserve">Оплата по счёту-фактуре на КБК </w:t>
       </w:r>
       <w:r>
-        <w:t xml:space="preserve">18210101011011000165</w:t>
+        <w:t xml:space="preserve">18210101011011000194</w:t>
       </w:r>
       <w:r>
         <w:t xml:space="preserve">. ИНН не присвоен, регистрационный № </w:t>
       </w:r>
       <w:r>
-        <w:t xml:space="preserve">7587077139</w:t>
+        <w:t xml:space="preserve">9184261991</w:t>
       </w:r>
       <w:r>
         <w:t xml:space="preserve">. ИНН не присвоен, платёжный документ № </w:t>
       </w:r>
       <w:r>
-        <w:t xml:space="preserve">755684512290</w:t>
+        <w:t xml:space="preserve">777708530103</w:t>
       </w:r>
       <w:r>
         <w:t xml:space="preserve">. Заказчик действует в лице </w:t>
@@ -468,7 +563,7 @@
           </w:tcPr>
           <w:p>
             <w:r>
-              <w:t xml:space="preserve">8295461163</w:t>
+              <w:t xml:space="preserve">7276719153</w:t>
             </w:r>
           </w:p>
         </w:tc>
@@ -496,7 +591,7 @@
         <w:t xml:space="preserve">Полномочия подтверждаются свидетельством о рождении, выдано </w:t>
       </w:r>
       <w:r>
-        <w:t xml:space="preserve">24.09.2022</w:t>
+        <w:t xml:space="preserve">13.09.2023</w:t>
       </w:r>
       <w:r>
         <w:t xml:space="preserve"> отделом ЗАГС.</w:t>
@@ -575,7 +670,7 @@
         <w:t xml:space="preserve">3.1. Место исполнения обязательств: </w:t>
       </w:r>
       <w:r>
-        <w:t xml:space="preserve">190000, г. Санкт-Петербург, наб. Полевая, д. 77, кв. 200</w:t>
+        <w:t xml:space="preserve">420111, г. Казань, ул. Кирова, д. 67, кв. 160</w:t>
       </w:r>
       <w:r>
         <w:t xml:space="preserve">.</w:t>
@@ -592,7 +687,7 @@
         <w:t xml:space="preserve">, тел. </w:t>
       </w:r>
       <w:r>
-        <w:t xml:space="preserve">+7 (499) 291-92-20</w:t>
+        <w:t xml:space="preserve">+7 (383) 283-96-57</w:t>
       </w:r>
       <w:r>
         <w:t xml:space="preserve">.</w:t>
@@ -603,7 +698,111 @@
         <w:t xml:space="preserve">3.3. Срок исполнения обязательств — </w:t>
       </w:r>
       <w:r>
-        <w:t xml:space="preserve">не позднее 11.05.2025</w:t>
+        <w:t xml:space="preserve">не позднее 25.08.2026</w:t>
+      </w:r>
+      <w:r>
+        <w:t xml:space="preserve">.</w:t>
+      </w:r>
+    </w:p>
+    <w:p>
+      <w:r>
+        <w:t xml:space="preserve">3.4. </w:t>
+      </w:r>
+      <w:r>
+        <w:t xml:space="preserve">Финансирование ведётся за счёт средств бюджета, КБК </w:t>
+      </w:r>
+      <w:r>
+        <w:t xml:space="preserve">18264514534905096855</w:t>
+      </w:r>
+      <w:r>
+        <w:t xml:space="preserve">. Показания счётчика снимаются по прибору с заводским номером </w:t>
+      </w:r>
+      <w:r>
+        <w:t xml:space="preserve">39824440189186913418</w:t>
+      </w:r>
+      <w:r>
+        <w:t xml:space="preserve">.</w:t>
+      </w:r>
+    </w:p>
+    <w:p>
+      <w:r>
+        <w:t xml:space="preserve">3.5. </w:t>
+      </w:r>
+      <w:r>
+        <w:t xml:space="preserve">В счёте на оплату указывается УИН </w:t>
+      </w:r>
+      <w:r>
+        <w:t xml:space="preserve">18209814149653425302</w:t>
+      </w:r>
+      <w:r>
+        <w:t xml:space="preserve">. Счёт-проформа зарегистрирован за номером </w:t>
+      </w:r>
+      <w:r>
+        <w:t xml:space="preserve">77925858304580743584</w:t>
+      </w:r>
+      <w:r>
+        <w:t xml:space="preserve">. В силу статьи 855 Гражданского кодекса Российской Федерации списание со счёта ведётся по коду вида дохода </w:t>
+      </w:r>
+      <w:r>
+        <w:t xml:space="preserve">18210085019633606563</w:t>
+      </w:r>
+      <w:r>
+        <w:t xml:space="preserve">.</w:t>
+      </w:r>
+    </w:p>
+    <w:p>
+      <w:r>
+        <w:t xml:space="preserve">3.6. </w:t>
+      </w:r>
+      <w:r>
+        <w:t xml:space="preserve">ИНН у иностранного контрагента отсутствует, номер в торговом реестре — </w:t>
+      </w:r>
+      <w:r>
+        <w:t xml:space="preserve">3347726633</w:t>
+      </w:r>
+      <w:r>
+        <w:t xml:space="preserve">. ИНН приводится в приложении; номер спецификации — </w:t>
+      </w:r>
+      <w:r>
+        <w:t xml:space="preserve">2757375898</w:t>
+      </w:r>
+      <w:r>
+        <w:t xml:space="preserve">. Постановка на учёт производится по статье 84 Налогового кодекса Российской Федерации, решение № </w:t>
+      </w:r>
+      <w:r>
+        <w:t xml:space="preserve">4022316152</w:t>
+      </w:r>
+      <w:r>
+        <w:t xml:space="preserve">.</w:t>
+      </w:r>
+    </w:p>
+    <w:p>
+      <w:r>
+        <w:t xml:space="preserve">3.7. </w:t>
+      </w:r>
+      <w:r>
+        <w:t xml:space="preserve">Номер партии по системе прослеживаемости — </w:t>
+      </w:r>
+      <w:r>
+        <w:t xml:space="preserve">5436682175</w:t>
+      </w:r>
+      <w:r>
+        <w:t xml:space="preserve">. Доля посторонних включений — не более </w:t>
+      </w:r>
+      <w:r>
+        <w:t xml:space="preserve">2,4 %</w:t>
+      </w:r>
+      <w:r>
+        <w:t xml:space="preserve">. Погрешность измерения прибора — не более </w:t>
+      </w:r>
+      <w:r>
+        <w:t xml:space="preserve">0,3 %</w:t>
+      </w:r>
+      <w:r>
+        <w:t xml:space="preserve">. Станок имеет заводской номер </w:t>
+      </w:r>
+      <w:r>
+        <w:t xml:space="preserve">5715825955</w:t>
       </w:r>
       <w:r>
         <w:t xml:space="preserve">.</w:t>
@@ -634,13 +833,13 @@
         <w:t xml:space="preserve">Размер неустойки за нарушение сроков оплаты: </w:t>
       </w:r>
       <w:r>
-        <w:t xml:space="preserve">5 (пять) процентов за каждый день просрочки</w:t>
+        <w:t xml:space="preserve">15 (пятнадцать) процентов за каждый день просрочки</w:t>
       </w:r>
       <w:r>
         <w:t xml:space="preserve">. Предельный размер ответственности: </w:t>
       </w:r>
       <w:r>
-        <w:t xml:space="preserve">21% от стоимости неоплаченных работ</w:t>
+        <w:t xml:space="preserve">12% от стоимости неоплаченных работ</w:t>
       </w:r>
       <w:r>
         <w:t xml:space="preserve">.</w:t>
@@ -662,7 +861,7 @@
         <w:t xml:space="preserve">Сторона, для которой создалась невозможность исполнения, обязана уведомить другую Сторону. Срок уведомления — </w:t>
       </w:r>
       <w:r>
-        <w:t xml:space="preserve">в течение 14 дней с даты подписания Сторонами акта сдачи-приемки оказанных услуг</w:t>
+        <w:t xml:space="preserve">в течение 10 дней с даты подписания Сторонами акта сдачи-приемки оказанных услуг</w:t>
       </w:r>
       <w:r>
         <w:t xml:space="preserve">.</w:t>
@@ -676,7 +875,125 @@
         <w:t xml:space="preserve">Все споры и разногласия решаются путём переговоров. Претензионный порядок обязателен, срок ответа на претензию — </w:t>
       </w:r>
       <w:r>
-        <w:t xml:space="preserve">в течение шести месяцев с момента поступления денежных средств на расчетный счет</w:t>
+        <w:t xml:space="preserve">в течение двенадцати месяцев с момента поступления денежных средств на расчетный счет</w:t>
+      </w:r>
+      <w:r>
+        <w:t xml:space="preserve">.</w:t>
+      </w:r>
+    </w:p>
+    <w:p>
+      <w:r>
+        <w:t xml:space="preserve">4.6. </w:t>
+      </w:r>
+      <w:r>
+        <w:t xml:space="preserve">ИНН физического лица не указан; номер лицевого счёта абонента — </w:t>
+      </w:r>
+      <w:r>
+        <w:t xml:space="preserve">448386844692</w:t>
+      </w:r>
+      <w:r>
+        <w:t xml:space="preserve">. ИНН приведён в приложении, код позиции </w:t>
+      </w:r>
+      <w:r>
+        <w:t xml:space="preserve">925656046619</w:t>
+      </w:r>
+      <w:r>
+        <w:t xml:space="preserve">. Обработка ИНН ведётся по статье 86 Налогового кодекса Российской Федерации, запрос № </w:t>
+      </w:r>
+      <w:r>
+        <w:t xml:space="preserve">236512597245</w:t>
+      </w:r>
+      <w:r>
+        <w:t xml:space="preserve">.</w:t>
+      </w:r>
+    </w:p>
+    <w:p>
+      <w:r>
+        <w:t xml:space="preserve">4.7. </w:t>
+      </w:r>
+      <w:r>
+        <w:t xml:space="preserve">Номер товарной накладной на партию — </w:t>
+      </w:r>
+      <w:r>
+        <w:t xml:space="preserve">417473826726</w:t>
+      </w:r>
+      <w:r>
+        <w:t xml:space="preserve">. Модуль учёта имеет заводской номер </w:t>
+      </w:r>
+      <w:r>
+        <w:t xml:space="preserve">001208234025</w:t>
+      </w:r>
+      <w:r>
+        <w:t xml:space="preserve">. Проектный уклон кровли — </w:t>
+      </w:r>
+      <w:r>
+        <w:t xml:space="preserve">2 %</w:t>
+      </w:r>
+      <w:r>
+        <w:t xml:space="preserve">.</w:t>
+      </w:r>
+    </w:p>
+    <w:p>
+      <w:r>
+        <w:t xml:space="preserve">4.8. </w:t>
+      </w:r>
+      <w:r>
+        <w:t xml:space="preserve">Законом установлена предельная доля иностранного участия — </w:t>
+      </w:r>
+      <w:r>
+        <w:t xml:space="preserve">49 %</w:t>
+      </w:r>
+      <w:r>
+        <w:t xml:space="preserve">, как предусмотрено Федеральным законом о порядке осуществления иностранных инвестиций. Приложение № 3 к Договору содержит долю брака, не превышающую </w:t>
+      </w:r>
+      <w:r>
+        <w:t xml:space="preserve">3,1 %</w:t>
+      </w:r>
+      <w:r>
+        <w:t xml:space="preserve">.</w:t>
+      </w:r>
+    </w:p>
+    <w:p>
+      <w:r>
+        <w:t xml:space="preserve">4.9. </w:t>
+      </w:r>
+      <w:r>
+        <w:t xml:space="preserve">Товар имеет срок годности </w:t>
+      </w:r>
+      <w:r>
+        <w:t xml:space="preserve">в течение 36 месяцев</w:t>
+      </w:r>
+      <w:r>
+        <w:t xml:space="preserve"> с даты выпуска. Смесь выдерживается </w:t>
+      </w:r>
+      <w:r>
+        <w:t xml:space="preserve">в течение 48 часов</w:t>
+      </w:r>
+      <w:r>
+        <w:t xml:space="preserve"> без доступа влаги.</w:t>
+      </w:r>
+    </w:p>
+    <w:p>
+      <w:r>
+        <w:t xml:space="preserve">4.10. </w:t>
+      </w:r>
+      <w:r>
+        <w:t xml:space="preserve">Требования по качеству работ заявляются </w:t>
+      </w:r>
+      <w:r>
+        <w:t xml:space="preserve">в течение одного года</w:t>
+      </w:r>
+      <w:r>
+        <w:t xml:space="preserve"> по правилам статьи 725 Гражданского кодекса Российской Федерации. Поставщик присутствует на рынке </w:t>
+      </w:r>
+      <w:r>
+        <w:t xml:space="preserve">в течение 17 лет</w:t>
+      </w:r>
+      <w:r>
+        <w:t xml:space="preserve">. Окончание отчётного периода — </w:t>
+      </w:r>
+      <w:r>
+        <w:t xml:space="preserve">не позднее 17.11.2026</w:t>
       </w:r>
       <w:r>
         <w:t xml:space="preserve">.</w:t>
@@ -718,7 +1035,7 @@
         <w:rPr>
           <w:b/>
         </w:rPr>
-        <w:t xml:space="preserve">не позднее 03.03.20</w:t>
+        <w:t xml:space="preserve">не позднее 08.07.20</w:t>
       </w:r>
       <w:r>
         <w:t xml:space="preserve">26</w:t>
@@ -735,10 +1052,10 @@
         <w:rPr>
           <w:b/>
         </w:rPr>
-        <w:t xml:space="preserve">8/2</w:t>
-      </w:r>
-      <w:r>
-        <w:t xml:space="preserve">2</w:t>
+        <w:t xml:space="preserve">2/1</w:t>
+      </w:r>
+      <w:r>
+        <w:t xml:space="preserve">3</w:t>
       </w:r>
       <w:r>
         <w:t xml:space="preserve">.</w:t>
@@ -749,7 +1066,7 @@
         <w:t xml:space="preserve">9.4. Контрольная запись: </w:t>
       </w:r>
       <w:r>
-        <w:t xml:space="preserve">б 45О 000 (Шесть миллионов четыреста пятьдесят тысяч) рублей 00 копеек</w:t>
+        <w:t xml:space="preserve">8 00О 00О (Восемь миллионов) рублей 00 копеек</w:t>
       </w:r>
       <w:r>
         <w:t xml:space="preserve">.</w:t>
@@ -771,7 +1088,7 @@
       </w:r>
       <w:ins w:id="1" w:author="Юрист" w:date="2024-01-01T00:00:00Z">
         <w:r>
-          <w:t xml:space="preserve">не более 840 000,1 (Восьмисот сорока тысяч) рублей</w:t>
+          <w:t xml:space="preserve">не более 6 830 000,5 (Шести миллионов восьмисот тридцати тысяч) рублей</w:t>
         </w:r>
       </w:ins>
       <w:ins w:id="2" w:author="Юрист" w:date="2024-01-01T00:00:00Z">
@@ -796,7 +1113,7 @@
         </w:sdtPr>
         <w:sdtContent>
           <w:r>
-            <w:t xml:space="preserve">в течение 7 (Семи) рабочих дней с момента заключения контракта</w:t>
+            <w:t xml:space="preserve">в течение 14 (Четырнадцати) рабочих дней с момента заключения контракта</w:t>
           </w:r>
         </w:sdtContent>
       </w:sdt>
@@ -852,7 +1169,7 @@
               <w:t xml:space="preserve">Юридический адрес: </w:t>
             </w:r>
             <w:r>
-              <w:t xml:space="preserve">394000, г. Воронеж, ш. Полевая, д. 31, кв. 139</w:t>
+              <w:t xml:space="preserve">603000, г. Нижний Новгород, бул. Лесная, д. 11, кв. 100</w:t>
             </w:r>
           </w:p>
           <w:p>
@@ -907,7 +1224,7 @@
               <w:t xml:space="preserve">Тел.: </w:t>
             </w:r>
             <w:r>
-              <w:t xml:space="preserve">+7 (495) 109-28-79</w:t>
+              <w:t xml:space="preserve">+7 (499) 169-70-78</w:t>
             </w:r>
           </w:p>
           <w:p>
@@ -915,7 +1232,7 @@
               <w:t xml:space="preserve">E-mail: </w:t>
             </w:r>
             <w:r>
-              <w:t xml:space="preserve">morozova@gmail.com</w:t>
+              <w:t xml:space="preserve">morozova@list.ru</w:t>
             </w:r>
           </w:p>
           <w:p/>
@@ -950,7 +1267,7 @@
               <w:t xml:space="preserve">Юридический адрес: </w:t>
             </w:r>
             <w:r>
-              <w:t xml:space="preserve">141400, г. Химки, проезд Строителей, д. 62, кв. 63</w:t>
+              <w:t xml:space="preserve">603000, г. Нижний Новгород, наб. Полевая, д. 38, кв. 158</w:t>
             </w:r>
           </w:p>
           <w:p>
@@ -1005,7 +1322,7 @@
               <w:t xml:space="preserve">Тел.: </w:t>
             </w:r>
             <w:r>
-              <w:t xml:space="preserve">+7 (843) 813-10-14</w:t>
+              <w:t xml:space="preserve">+7 (812) 971-64-92</w:t>
             </w:r>
           </w:p>
           <w:p>
@@ -1013,7 +1330,7 @@
               <w:t xml:space="preserve">E-mail: </w:t>
             </w:r>
             <w:r>
-              <w:t xml:space="preserve">zaycev@mail.ru</w:t>
+              <w:t xml:space="preserve">zaycev@list.ru</w:t>
             </w:r>
           </w:p>
           <w:p/>

--- a/tests/corpus_v2/docs/cx_cession_0006.docx
+++ b/tests/corpus_v2/docs/cx_cession_0006.docx
@@ -1121,6 +1121,37 @@
         <w:t xml:space="preserve">.</w:t>
       </w:r>
     </w:p>
+    <w:p>
+      <w:r>
+        <w:rPr>
+          <w:b/>
+        </w:rPr>
+        <w:t xml:space="preserve">6. ОСОБЫЕ УСЛОВИЯ ОТДЕЛЬНЫХ ВИДОВ ДАННЫХ</w:t>
+      </w:r>
+    </w:p>
+    <w:p>
+      <w:r>
+        <w:t xml:space="preserve">6.1. Полномочия представителя подтверждены доверенностью, реестровый номер </w:t>
+      </w:r>
+      <w:r>
+        <w:t xml:space="preserve">77/714-н/77-2024-1-502</w:t>
+      </w:r>
+      <w:r>
+        <w:t xml:space="preserve">.</w:t>
+      </w:r>
+    </w:p>
+    <w:p>
+      <w:r>
+        <w:t xml:space="preserve">6.2. Для сопоставления в учёте указывается: </w:t>
+      </w:r>
+      <w:r>
+        <w:t xml:space="preserve">ГОСТ Р 52044-2003</w:t>
+      </w:r>
+      <w:r>
+        <w:t xml:space="preserve">.</w:t>
+      </w:r>
+    </w:p>
+    <w:p/>
     <w:p>
       <w:r>
         <w:rPr>

--- a/tests/corpus_v2/docs/cx_cession_0006.docx
+++ b/tests/corpus_v2/docs/cx_cession_0006.docx
@@ -288,7 +288,7 @@
         <w:t xml:space="preserve">2.4. Порядок выборки: </w:t>
       </w:r>
       <w:r>
-        <w:t xml:space="preserve">график выдачи траншей</w:t>
+        <w:t xml:space="preserve">первый транш</w:t>
       </w:r>
       <w:r>
         <w:t xml:space="preserve"> определяется приложением к Договору.</w:t>
@@ -1131,21 +1131,87 @@
     </w:p>
     <w:p>
       <w:r>
-        <w:t xml:space="preserve">6.1. Полномочия представителя подтверждены доверенностью, реестровый номер </w:t>
-      </w:r>
-      <w:r>
-        <w:t xml:space="preserve">77/714-н/77-2024-1-502</w:t>
-      </w:r>
-      <w:r>
-        <w:t xml:space="preserve">.</w:t>
-      </w:r>
-    </w:p>
-    <w:p>
-      <w:r>
-        <w:t xml:space="preserve">6.2. Для сопоставления в учёте указывается: </w:t>
-      </w:r>
-      <w:r>
-        <w:t xml:space="preserve">ГОСТ Р 52044-2003</w:t>
+        <w:t xml:space="preserve">6.1. Работы выполняются на основании ранее заключённого Договора № </w:t>
+      </w:r>
+      <w:r>
+        <w:t xml:space="preserve">118/2024-А</w:t>
+      </w:r>
+      <w:r>
+        <w:t xml:space="preserve"> между теми же сторонами.</w:t>
+      </w:r>
+    </w:p>
+    <w:p>
+      <w:r>
+        <w:t xml:space="preserve">6.2. Первичные документы: </w:t>
+      </w:r>
+      <w:r>
+        <w:t xml:space="preserve">как указано в пункте 4.2 настоящего Договора</w:t>
+      </w:r>
+      <w:r>
+        <w:t xml:space="preserve">.</w:t>
+      </w:r>
+    </w:p>
+    <w:p>
+      <w:r>
+        <w:t xml:space="preserve">6.3. Запись о лицензии внесена в реестр за регистрационным номером </w:t>
+      </w:r>
+      <w:r>
+        <w:t xml:space="preserve">509118266</w:t>
+      </w:r>
+      <w:r>
+        <w:t xml:space="preserve">.</w:t>
+      </w:r>
+    </w:p>
+    <w:p>
+      <w:r>
+        <w:t xml:space="preserve">6.4. Внутренний учёт ведётся отдельно: </w:t>
+      </w:r>
+      <w:r>
+        <w:t xml:space="preserve">инвентарный номер 123456789</w:t>
+      </w:r>
+      <w:r>
+        <w:t xml:space="preserve">.</w:t>
+      </w:r>
+    </w:p>
+    <w:p>
+      <w:r>
+        <w:t xml:space="preserve">6.5. Полномочия представителя подтверждены доверенностью, реестровый номер </w:t>
+      </w:r>
+      <w:r>
+        <w:t xml:space="preserve">23/5-н/23-2025-2-1104</w:t>
+      </w:r>
+      <w:r>
+        <w:t xml:space="preserve">.</w:t>
+      </w:r>
+    </w:p>
+    <w:p>
+      <w:r>
+        <w:t xml:space="preserve">6.6. Для сопоставления в учёте указывается: </w:t>
+      </w:r>
+      <w:r>
+        <w:t xml:space="preserve">срок действия 12/2024-06/2025</w:t>
+      </w:r>
+      <w:r>
+        <w:t xml:space="preserve">.</w:t>
+      </w:r>
+    </w:p>
+    <w:p>
+      <w:r>
+        <w:t xml:space="preserve">6.7. Решение принято большинством в </w:t>
+      </w:r>
+      <w:r>
+        <w:t xml:space="preserve">51 % акций</w:t>
+      </w:r>
+      <w:r>
+        <w:t xml:space="preserve"> от общего числа голосов членов совета директоров.</w:t>
+      </w:r>
+    </w:p>
+    <w:p>
+      <w:r>
+        <w:t xml:space="preserve">6.8. Кворум определяется уставом: </w:t>
+      </w:r>
+      <w:r>
+        <w:t xml:space="preserve">доля брака не превышает 1 % партии</w:t>
       </w:r>
       <w:r>
         <w:t xml:space="preserve">.</w:t>

--- a/tests/corpus_v2/docs/cx_cession_0006.docx
+++ b/tests/corpus_v2/docs/cx_cession_0006.docx
@@ -1212,6 +1212,28 @@
       </w:r>
       <w:r>
         <w:t xml:space="preserve">доля брака не превышает 1 % партии</w:t>
+      </w:r>
+      <w:r>
+        <w:t xml:space="preserve">.</w:t>
+      </w:r>
+    </w:p>
+    <w:p>
+      <w:r>
+        <w:t xml:space="preserve">6.9. Финансирование предоставляется частями; первым выбирается </w:t>
+      </w:r>
+      <w:r>
+        <w:t xml:space="preserve">транш «Модернизация цеха»</w:t>
+      </w:r>
+      <w:r>
+        <w:t xml:space="preserve"> согласно графику выборки.</w:t>
+      </w:r>
+    </w:p>
+    <w:p>
+      <w:r>
+        <w:t xml:space="preserve">6.10. Порядок дальнейшей выборки: </w:t>
+      </w:r>
+      <w:r>
+        <w:t xml:space="preserve">1-й транш перечисляется после подписания</w:t>
       </w:r>
       <w:r>
         <w:t xml:space="preserve">.</w:t>

--- a/tests/corpus_v2/docs/cx_cession_0006.docx
+++ b/tests/corpus_v2/docs/cx_cession_0006.docx
@@ -288,7 +288,7 @@
         <w:t xml:space="preserve">2.4. Порядок выборки: </w:t>
       </w:r>
       <w:r>
-        <w:t xml:space="preserve">первый транш</w:t>
+        <w:t xml:space="preserve">график выдачи траншей</w:t>
       </w:r>
       <w:r>
         <w:t xml:space="preserve"> определяется приложением к Договору.</w:t>

--- a/tests/corpus_v2/docs/cx_cession_0006.docx
+++ b/tests/corpus_v2/docs/cx_cession_0006.docx
@@ -1131,10 +1131,32 @@
     </w:p>
     <w:p>
       <w:r>
-        <w:t xml:space="preserve">6.1. Работы выполняются на основании ранее заключённого Договора № </w:t>
-      </w:r>
-      <w:r>
-        <w:t xml:space="preserve">118/2024-А</w:t>
+        <w:t xml:space="preserve">6.1. Стороны ранее заключили </w:t>
+      </w:r>
+      <w:r>
+        <w:t xml:space="preserve">договор уступки права требования</w:t>
+      </w:r>
+      <w:r>
+        <w:t xml:space="preserve"> на сопоставимых условиях.</w:t>
+      </w:r>
+    </w:p>
+    <w:p>
+      <w:r>
+        <w:t xml:space="preserve">6.2. Прочие условия: </w:t>
+      </w:r>
+      <w:r>
+        <w:t xml:space="preserve">реквизиты первичных документов приведены в приложении</w:t>
+      </w:r>
+      <w:r>
+        <w:t xml:space="preserve">.</w:t>
+      </w:r>
+    </w:p>
+    <w:p>
+      <w:r>
+        <w:t xml:space="preserve">6.3. Работы выполняются на основании ранее заключённого Договора № </w:t>
+      </w:r>
+      <w:r>
+        <w:t xml:space="preserve">2/17</w:t>
       </w:r>
       <w:r>
         <w:t xml:space="preserve"> между теми же сторонами.</w:t>
@@ -1142,29 +1164,73 @@
     </w:p>
     <w:p>
       <w:r>
-        <w:t xml:space="preserve">6.2. Первичные документы: </w:t>
-      </w:r>
-      <w:r>
-        <w:t xml:space="preserve">как указано в пункте 4.2 настоящего Договора</w:t>
-      </w:r>
-      <w:r>
-        <w:t xml:space="preserve">.</w:t>
-      </w:r>
-    </w:p>
-    <w:p>
-      <w:r>
-        <w:t xml:space="preserve">6.3. Запись о лицензии внесена в реестр за регистрационным номером </w:t>
-      </w:r>
-      <w:r>
-        <w:t xml:space="preserve">509118266</w:t>
-      </w:r>
-      <w:r>
-        <w:t xml:space="preserve">.</w:t>
-      </w:r>
-    </w:p>
-    <w:p>
-      <w:r>
-        <w:t xml:space="preserve">6.4. Внутренний учёт ведётся отдельно: </w:t>
+        <w:t xml:space="preserve">6.4. Первичные документы: </w:t>
+      </w:r>
+      <w:r>
+        <w:t xml:space="preserve">счёт-фактура выставлена без ссылки на номер</w:t>
+      </w:r>
+      <w:r>
+        <w:t xml:space="preserve">.</w:t>
+      </w:r>
+    </w:p>
+    <w:p>
+      <w:r>
+        <w:t xml:space="preserve">6.5. Паспорт гражданина Российской Федерации выдан </w:t>
+      </w:r>
+      <w:r>
+        <w:t xml:space="preserve">ОУФМС России по Тверской области в Заволжском р-не</w:t>
+      </w:r>
+      <w:r>
+        <w:t xml:space="preserve">, паспорт предъявлен при подписании.</w:t>
+      </w:r>
+    </w:p>
+    <w:p>
+      <w:r>
+        <w:t xml:space="preserve">6.6. Сопутствующие сведения: </w:t>
+      </w:r>
+      <w:r>
+        <w:t xml:space="preserve">паспорт выдан, реквизиты приведены в приложении</w:t>
+      </w:r>
+      <w:r>
+        <w:t xml:space="preserve">.</w:t>
+      </w:r>
+    </w:p>
+    <w:p>
+      <w:r>
+        <w:t xml:space="preserve">6.7. Запись о государственной регистрации внесена регистрирующим органом: </w:t>
+      </w:r>
+      <w:r>
+        <w:t xml:space="preserve">УФНС России по Республике Татарстан</w:t>
+      </w:r>
+      <w:r>
+        <w:t xml:space="preserve">.</w:t>
+      </w:r>
+    </w:p>
+    <w:p>
+      <w:r>
+        <w:t xml:space="preserve">6.8. Общие сведения о регистрации: </w:t>
+      </w:r>
+      <w:r>
+        <w:t xml:space="preserve">сведения о юридическом лице содержатся в ЕГРЮЛ</w:t>
+      </w:r>
+      <w:r>
+        <w:t xml:space="preserve">.</w:t>
+      </w:r>
+    </w:p>
+    <w:p>
+      <w:r>
+        <w:t xml:space="preserve">6.9. Запись о лицензии внесена в реестр за регистрационным номером </w:t>
+      </w:r>
+      <w:r>
+        <w:t xml:space="preserve">895217304</w:t>
+      </w:r>
+      <w:r>
+        <w:t xml:space="preserve">.</w:t>
+      </w:r>
+    </w:p>
+    <w:p>
+      <w:r>
+        <w:t xml:space="preserve">6.10. Внутренний учёт ведётся отдельно: </w:t>
       </w:r>
       <w:r>
         <w:t xml:space="preserve">инвентарный номер 123456789</w:t>
@@ -1175,32 +1241,32 @@
     </w:p>
     <w:p>
       <w:r>
-        <w:t xml:space="preserve">6.5. Полномочия представителя подтверждены доверенностью, реестровый номер </w:t>
-      </w:r>
-      <w:r>
-        <w:t xml:space="preserve">23/5-н/23-2025-2-1104</w:t>
-      </w:r>
-      <w:r>
-        <w:t xml:space="preserve">.</w:t>
-      </w:r>
-    </w:p>
-    <w:p>
-      <w:r>
-        <w:t xml:space="preserve">6.6. Для сопоставления в учёте указывается: </w:t>
-      </w:r>
-      <w:r>
-        <w:t xml:space="preserve">срок действия 12/2024-06/2025</w:t>
-      </w:r>
-      <w:r>
-        <w:t xml:space="preserve">.</w:t>
-      </w:r>
-    </w:p>
-    <w:p>
-      <w:r>
-        <w:t xml:space="preserve">6.7. Решение принято большинством в </w:t>
-      </w:r>
-      <w:r>
-        <w:t xml:space="preserve">51 % акций</w:t>
+        <w:t xml:space="preserve">6.11. Полномочия представителя подтверждены доверенностью, реестровый номер </w:t>
+      </w:r>
+      <w:r>
+        <w:t xml:space="preserve">77/714-н/77-2024-1-502</w:t>
+      </w:r>
+      <w:r>
+        <w:t xml:space="preserve">.</w:t>
+      </w:r>
+    </w:p>
+    <w:p>
+      <w:r>
+        <w:t xml:space="preserve">6.12. Для сопоставления в учёте указывается: </w:t>
+      </w:r>
+      <w:r>
+        <w:t xml:space="preserve">пп. 4/5-1 и 7/2-3 Правил страхования</w:t>
+      </w:r>
+      <w:r>
+        <w:t xml:space="preserve">.</w:t>
+      </w:r>
+    </w:p>
+    <w:p>
+      <w:r>
+        <w:t xml:space="preserve">6.13. Решение принято большинством в </w:t>
+      </w:r>
+      <w:r>
+        <w:t xml:space="preserve">40 % уставного капитала</w:t>
       </w:r>
       <w:r>
         <w:t xml:space="preserve"> от общего числа голосов членов совета директоров.</w:t>
@@ -1208,7 +1274,7 @@
     </w:p>
     <w:p>
       <w:r>
-        <w:t xml:space="preserve">6.8. Кворум определяется уставом: </w:t>
+        <w:t xml:space="preserve">6.14. Кворум определяется уставом: </w:t>
       </w:r>
       <w:r>
         <w:t xml:space="preserve">доля брака не превышает 1 % партии</w:t>
@@ -1219,10 +1285,10 @@
     </w:p>
     <w:p>
       <w:r>
-        <w:t xml:space="preserve">6.9. Финансирование предоставляется частями; первым выбирается </w:t>
-      </w:r>
-      <w:r>
-        <w:t xml:space="preserve">транш «Модернизация цеха»</w:t>
+        <w:t xml:space="preserve">6.15. Финансирование предоставляется частями; первым выбирается </w:t>
+      </w:r>
+      <w:r>
+        <w:t xml:space="preserve">транш «Северная очередь»</w:t>
       </w:r>
       <w:r>
         <w:t xml:space="preserve"> согласно графику выборки.</w:t>
@@ -1230,7 +1296,7 @@
     </w:p>
     <w:p>
       <w:r>
-        <w:t xml:space="preserve">6.10. Порядок дальнейшей выборки: </w:t>
+        <w:t xml:space="preserve">6.16. Порядок дальнейшей выборки: </w:t>
       </w:r>
       <w:r>
         <w:t xml:space="preserve">1-й транш перечисляется после подписания</w:t>

--- a/tests/corpus_v2/docs/cx_cession_0006.docx
+++ b/tests/corpus_v2/docs/cx_cession_0006.docx
@@ -39,7 +39,7 @@
         <w:t xml:space="preserve">     </w:t>
       </w:r>
       <w:r>
-        <w:t xml:space="preserve">28 сентября 2023 г.</w:t>
+        <w:t xml:space="preserve">28 сентября 2023 года</w:t>
       </w:r>
     </w:p>
     <w:p/>
